--- a/drafts/Assignment1 Report.docx
+++ b/drafts/Assignment1 Report.docx
@@ -155,15 +155,23 @@
           <w:sz w:val="22"/>
           <w:szCs w:val="22"/>
         </w:rPr>
-        <w:t xml:space="preserve">Especially early in the pandemic, social distancing </w:t>
-      </w:r>
-      <w:r>
-        <w:rPr>
-          <w:rFonts w:ascii="Times New Roman" w:hAnsi="Times New Roman" w:cs="Times New Roman"/>
-          <w:sz w:val="22"/>
-          <w:szCs w:val="22"/>
-        </w:rPr>
-        <w:t xml:space="preserve">and other necessary coordinated suppression efforts </w:t>
+        <w:t>E</w:t>
+      </w:r>
+      <w:r>
+        <w:rPr>
+          <w:rFonts w:ascii="Times New Roman" w:hAnsi="Times New Roman" w:cs="Times New Roman"/>
+          <w:sz w:val="22"/>
+          <w:szCs w:val="22"/>
+        </w:rPr>
+        <w:t xml:space="preserve">arly in the pandemic, social distancing </w:t>
+      </w:r>
+      <w:r>
+        <w:rPr>
+          <w:rFonts w:ascii="Times New Roman" w:hAnsi="Times New Roman" w:cs="Times New Roman"/>
+          <w:sz w:val="22"/>
+          <w:szCs w:val="22"/>
+        </w:rPr>
+        <w:t xml:space="preserve">and other necessary coordinated efforts </w:t>
       </w:r>
       <w:r>
         <w:rPr>
@@ -273,7 +281,55 @@
           <w:sz w:val="22"/>
           <w:szCs w:val="22"/>
         </w:rPr>
-        <w:t xml:space="preserve">, but this practice greatly increased the risk of infection with COVID-19 during the pandemic </w:t>
+        <w:t xml:space="preserve">, </w:t>
+      </w:r>
+      <w:r>
+        <w:rPr>
+          <w:rFonts w:ascii="Times New Roman" w:hAnsi="Times New Roman" w:cs="Times New Roman"/>
+          <w:sz w:val="22"/>
+          <w:szCs w:val="22"/>
+        </w:rPr>
+        <w:t>which</w:t>
+      </w:r>
+      <w:r>
+        <w:rPr>
+          <w:rFonts w:ascii="Times New Roman" w:hAnsi="Times New Roman" w:cs="Times New Roman"/>
+          <w:sz w:val="22"/>
+          <w:szCs w:val="22"/>
+        </w:rPr>
+        <w:t xml:space="preserve"> greatly increased the risk of </w:t>
+      </w:r>
+      <w:r>
+        <w:rPr>
+          <w:rFonts w:ascii="Times New Roman" w:hAnsi="Times New Roman" w:cs="Times New Roman"/>
+          <w:sz w:val="22"/>
+          <w:szCs w:val="22"/>
+        </w:rPr>
+        <w:t xml:space="preserve">COVID-19 </w:t>
+      </w:r>
+      <w:r>
+        <w:rPr>
+          <w:rFonts w:ascii="Times New Roman" w:hAnsi="Times New Roman" w:cs="Times New Roman"/>
+          <w:sz w:val="22"/>
+          <w:szCs w:val="22"/>
+        </w:rPr>
+        <w:t xml:space="preserve">infection </w:t>
+      </w:r>
+      <w:r>
+        <w:rPr>
+          <w:rFonts w:ascii="Times New Roman" w:hAnsi="Times New Roman" w:cs="Times New Roman"/>
+          <w:sz w:val="22"/>
+          <w:szCs w:val="22"/>
+        </w:rPr>
+        <w:t>in 2020</w:t>
+      </w:r>
+      <w:r>
+        <w:rPr>
+          <w:rFonts w:ascii="Times New Roman" w:hAnsi="Times New Roman" w:cs="Times New Roman"/>
+          <w:sz w:val="22"/>
+          <w:szCs w:val="22"/>
+        </w:rPr>
+        <w:t xml:space="preserve"> </w:t>
       </w:r>
       <w:sdt>
         <w:sdtPr>
@@ -351,23 +407,55 @@
           <w:sz w:val="22"/>
           <w:szCs w:val="22"/>
         </w:rPr>
-        <w:t xml:space="preserve">theory suggests that </w:t>
-      </w:r>
-      <w:r>
-        <w:rPr>
-          <w:rFonts w:ascii="Times New Roman" w:hAnsi="Times New Roman" w:cs="Times New Roman"/>
-          <w:sz w:val="22"/>
-          <w:szCs w:val="22"/>
-        </w:rPr>
-        <w:t xml:space="preserve">the increased difficulty of accessing illegal drugs during the pandemic could lead to </w:t>
-      </w:r>
-      <w:r>
-        <w:rPr>
-          <w:rFonts w:ascii="Times New Roman" w:hAnsi="Times New Roman" w:cs="Times New Roman"/>
-          <w:sz w:val="22"/>
-          <w:szCs w:val="22"/>
-        </w:rPr>
-        <w:t xml:space="preserve">more frequent </w:t>
+        <w:t xml:space="preserve">the </w:t>
+      </w:r>
+      <w:r>
+        <w:rPr>
+          <w:rFonts w:ascii="Times New Roman" w:hAnsi="Times New Roman" w:cs="Times New Roman"/>
+          <w:sz w:val="22"/>
+          <w:szCs w:val="22"/>
+        </w:rPr>
+        <w:t>added</w:t>
+      </w:r>
+      <w:r>
+        <w:rPr>
+          <w:rFonts w:ascii="Times New Roman" w:hAnsi="Times New Roman" w:cs="Times New Roman"/>
+          <w:sz w:val="22"/>
+          <w:szCs w:val="22"/>
+        </w:rPr>
+        <w:t xml:space="preserve"> difficulty of accessing illegal drugs during the pandemic </w:t>
+      </w:r>
+      <w:r>
+        <w:rPr>
+          <w:rFonts w:ascii="Times New Roman" w:hAnsi="Times New Roman" w:cs="Times New Roman"/>
+          <w:sz w:val="22"/>
+          <w:szCs w:val="22"/>
+        </w:rPr>
+        <w:t>was expected to</w:t>
+      </w:r>
+      <w:r>
+        <w:rPr>
+          <w:rFonts w:ascii="Times New Roman" w:hAnsi="Times New Roman" w:cs="Times New Roman"/>
+          <w:sz w:val="22"/>
+          <w:szCs w:val="22"/>
+        </w:rPr>
+        <w:t xml:space="preserve"> </w:t>
+      </w:r>
+      <w:r>
+        <w:rPr>
+          <w:rFonts w:ascii="Times New Roman" w:hAnsi="Times New Roman" w:cs="Times New Roman"/>
+          <w:sz w:val="22"/>
+          <w:szCs w:val="22"/>
+        </w:rPr>
+        <w:t>increase</w:t>
+      </w:r>
+      <w:r>
+        <w:rPr>
+          <w:rFonts w:ascii="Times New Roman" w:hAnsi="Times New Roman" w:cs="Times New Roman"/>
+          <w:sz w:val="22"/>
+          <w:szCs w:val="22"/>
+        </w:rPr>
+        <w:t xml:space="preserve"> </w:t>
       </w:r>
       <w:r>
         <w:rPr>
@@ -453,7 +541,7 @@
           <w:sz w:val="22"/>
           <w:szCs w:val="22"/>
         </w:rPr>
-        <w:t xml:space="preserve">However, no real-time data could be collected to monitor these concerning trends. In this work, we instead use </w:t>
+        <w:t xml:space="preserve">However, no real-time data could be collected to monitor these concerning trends. In this work, we use </w:t>
       </w:r>
       <w:r>
         <w:rPr>
@@ -477,7 +565,23 @@
           <w:sz w:val="22"/>
           <w:szCs w:val="22"/>
         </w:rPr>
-        <w:t xml:space="preserve">about fentanyl and two common treatments for opioid use disorder, methadone and Suboxone. </w:t>
+        <w:t>about fentanyl, methadone</w:t>
+      </w:r>
+      <w:r>
+        <w:rPr>
+          <w:rFonts w:ascii="Times New Roman" w:hAnsi="Times New Roman" w:cs="Times New Roman"/>
+          <w:sz w:val="22"/>
+          <w:szCs w:val="22"/>
+        </w:rPr>
+        <w:t>,</w:t>
+      </w:r>
+      <w:r>
+        <w:rPr>
+          <w:rFonts w:ascii="Times New Roman" w:hAnsi="Times New Roman" w:cs="Times New Roman"/>
+          <w:sz w:val="22"/>
+          <w:szCs w:val="22"/>
+        </w:rPr>
+        <w:t xml:space="preserve"> and Suboxone. </w:t>
       </w:r>
       <w:r>
         <w:rPr>
@@ -501,7 +605,7 @@
           <w:sz w:val="22"/>
           <w:szCs w:val="22"/>
         </w:rPr>
-        <w:t>two English-language</w:t>
+        <w:t>English-language</w:t>
       </w:r>
       <w:r>
         <w:rPr>
@@ -541,39 +645,159 @@
           <w:sz w:val="22"/>
           <w:szCs w:val="22"/>
         </w:rPr>
-        <w:t xml:space="preserve">before the COVID-19 pandemic began and at the beginning of the pandemic, we </w:t>
-      </w:r>
-      <w:r>
-        <w:rPr>
-          <w:rFonts w:ascii="Times New Roman" w:hAnsi="Times New Roman" w:cs="Times New Roman"/>
-          <w:sz w:val="22"/>
-          <w:szCs w:val="22"/>
-        </w:rPr>
-        <w:t xml:space="preserve">find </w:t>
-      </w:r>
-      <w:r>
-        <w:rPr>
-          <w:rFonts w:ascii="Times New Roman" w:hAnsi="Times New Roman" w:cs="Times New Roman"/>
-          <w:sz w:val="22"/>
-          <w:szCs w:val="22"/>
-        </w:rPr>
-        <w:t>a slight decrease in discussion of fentanyl</w:t>
-      </w:r>
-      <w:r>
-        <w:rPr>
-          <w:rFonts w:ascii="Times New Roman" w:hAnsi="Times New Roman" w:cs="Times New Roman"/>
-          <w:sz w:val="22"/>
-          <w:szCs w:val="22"/>
-        </w:rPr>
-        <w:t xml:space="preserve"> and an increase in discussion of methadone, especially methadone clinics</w:t>
-      </w:r>
-      <w:r>
-        <w:rPr>
-          <w:rFonts w:ascii="Times New Roman" w:hAnsi="Times New Roman" w:cs="Times New Roman"/>
-          <w:sz w:val="22"/>
-          <w:szCs w:val="22"/>
-        </w:rPr>
-        <w:t>, at the start of the pandemic</w:t>
+        <w:t xml:space="preserve">just </w:t>
+      </w:r>
+      <w:r>
+        <w:rPr>
+          <w:rFonts w:ascii="Times New Roman" w:hAnsi="Times New Roman" w:cs="Times New Roman"/>
+          <w:sz w:val="22"/>
+          <w:szCs w:val="22"/>
+        </w:rPr>
+        <w:t xml:space="preserve">before the COVID-19 pandemic began and at the </w:t>
+      </w:r>
+      <w:r>
+        <w:rPr>
+          <w:rFonts w:ascii="Times New Roman" w:hAnsi="Times New Roman" w:cs="Times New Roman"/>
+          <w:sz w:val="22"/>
+          <w:szCs w:val="22"/>
+        </w:rPr>
+        <w:t>onset</w:t>
+      </w:r>
+      <w:r>
+        <w:rPr>
+          <w:rFonts w:ascii="Times New Roman" w:hAnsi="Times New Roman" w:cs="Times New Roman"/>
+          <w:sz w:val="22"/>
+          <w:szCs w:val="22"/>
+        </w:rPr>
+        <w:t xml:space="preserve"> of the pandemic, we </w:t>
+      </w:r>
+      <w:r>
+        <w:rPr>
+          <w:rFonts w:ascii="Times New Roman" w:hAnsi="Times New Roman" w:cs="Times New Roman"/>
+          <w:sz w:val="22"/>
+          <w:szCs w:val="22"/>
+        </w:rPr>
+        <w:t>find</w:t>
+      </w:r>
+      <w:r>
+        <w:rPr>
+          <w:rFonts w:ascii="Times New Roman" w:hAnsi="Times New Roman" w:cs="Times New Roman"/>
+          <w:sz w:val="22"/>
+          <w:szCs w:val="22"/>
+        </w:rPr>
+        <w:t xml:space="preserve"> that fentanyl was </w:t>
+      </w:r>
+      <w:r>
+        <w:rPr>
+          <w:rFonts w:ascii="Times New Roman" w:hAnsi="Times New Roman" w:cs="Times New Roman"/>
+          <w:sz w:val="22"/>
+          <w:szCs w:val="22"/>
+        </w:rPr>
+        <w:t>the</w:t>
+      </w:r>
+      <w:r>
+        <w:rPr>
+          <w:rFonts w:ascii="Times New Roman" w:hAnsi="Times New Roman" w:cs="Times New Roman"/>
+          <w:sz w:val="22"/>
+          <w:szCs w:val="22"/>
+        </w:rPr>
+        <w:t xml:space="preserve"> most common</w:t>
+      </w:r>
+      <w:r>
+        <w:rPr>
+          <w:rFonts w:ascii="Times New Roman" w:hAnsi="Times New Roman" w:cs="Times New Roman"/>
+          <w:sz w:val="22"/>
+          <w:szCs w:val="22"/>
+        </w:rPr>
+        <w:t xml:space="preserve"> of the</w:t>
+      </w:r>
+      <w:r>
+        <w:rPr>
+          <w:rFonts w:ascii="Times New Roman" w:hAnsi="Times New Roman" w:cs="Times New Roman"/>
+          <w:sz w:val="22"/>
+          <w:szCs w:val="22"/>
+        </w:rPr>
+        <w:t>se</w:t>
+      </w:r>
+      <w:r>
+        <w:rPr>
+          <w:rFonts w:ascii="Times New Roman" w:hAnsi="Times New Roman" w:cs="Times New Roman"/>
+          <w:sz w:val="22"/>
+          <w:szCs w:val="22"/>
+        </w:rPr>
+        <w:t xml:space="preserve"> three</w:t>
+      </w:r>
+      <w:r>
+        <w:rPr>
+          <w:rFonts w:ascii="Times New Roman" w:hAnsi="Times New Roman" w:cs="Times New Roman"/>
+          <w:sz w:val="22"/>
+          <w:szCs w:val="22"/>
+        </w:rPr>
+        <w:t>, but</w:t>
+      </w:r>
+      <w:r>
+        <w:rPr>
+          <w:rFonts w:ascii="Times New Roman" w:hAnsi="Times New Roman" w:cs="Times New Roman"/>
+          <w:sz w:val="22"/>
+          <w:szCs w:val="22"/>
+        </w:rPr>
+        <w:t xml:space="preserve"> discussion of </w:t>
+      </w:r>
+      <w:r>
+        <w:rPr>
+          <w:rFonts w:ascii="Times New Roman" w:hAnsi="Times New Roman" w:cs="Times New Roman"/>
+          <w:sz w:val="22"/>
+          <w:szCs w:val="22"/>
+        </w:rPr>
+        <w:t xml:space="preserve">methadone </w:t>
+      </w:r>
+      <w:r>
+        <w:rPr>
+          <w:rFonts w:ascii="Times New Roman" w:hAnsi="Times New Roman" w:cs="Times New Roman"/>
+          <w:sz w:val="22"/>
+          <w:szCs w:val="22"/>
+        </w:rPr>
+        <w:t>clinics</w:t>
+      </w:r>
+      <w:r>
+        <w:rPr>
+          <w:rFonts w:ascii="Times New Roman" w:hAnsi="Times New Roman" w:cs="Times New Roman"/>
+          <w:sz w:val="22"/>
+          <w:szCs w:val="22"/>
+        </w:rPr>
+        <w:t xml:space="preserve"> increased </w:t>
+      </w:r>
+      <w:r>
+        <w:rPr>
+          <w:rFonts w:ascii="Times New Roman" w:hAnsi="Times New Roman" w:cs="Times New Roman"/>
+          <w:sz w:val="22"/>
+          <w:szCs w:val="22"/>
+        </w:rPr>
+        <w:t xml:space="preserve">in frequency </w:t>
+      </w:r>
+      <w:r>
+        <w:rPr>
+          <w:rFonts w:ascii="Times New Roman" w:hAnsi="Times New Roman" w:cs="Times New Roman"/>
+          <w:sz w:val="22"/>
+          <w:szCs w:val="22"/>
+        </w:rPr>
+        <w:t xml:space="preserve">at the </w:t>
+      </w:r>
+      <w:r>
+        <w:rPr>
+          <w:rFonts w:ascii="Times New Roman" w:hAnsi="Times New Roman" w:cs="Times New Roman"/>
+          <w:sz w:val="22"/>
+          <w:szCs w:val="22"/>
+        </w:rPr>
+        <w:t>onset</w:t>
+      </w:r>
+      <w:r>
+        <w:rPr>
+          <w:rFonts w:ascii="Times New Roman" w:hAnsi="Times New Roman" w:cs="Times New Roman"/>
+          <w:sz w:val="22"/>
+          <w:szCs w:val="22"/>
+        </w:rPr>
+        <w:t xml:space="preserve"> of the pandemic</w:t>
       </w:r>
       <w:r>
         <w:rPr>
@@ -764,63 +988,71 @@
           <w:sz w:val="22"/>
           <w:szCs w:val="22"/>
         </w:rPr>
-        <w:t xml:space="preserve">tweet text, and Twitter-assigned ID and language were collected. </w:t>
-      </w:r>
-      <w:r>
-        <w:rPr>
-          <w:rFonts w:ascii="Times New Roman" w:hAnsi="Times New Roman" w:cs="Times New Roman"/>
-          <w:sz w:val="22"/>
-          <w:szCs w:val="22"/>
-        </w:rPr>
-        <w:t xml:space="preserve">Only tweets labelled </w:t>
-      </w:r>
-      <w:r>
-        <w:rPr>
-          <w:rFonts w:ascii="Times New Roman" w:hAnsi="Times New Roman" w:cs="Times New Roman"/>
-          <w:sz w:val="22"/>
-          <w:szCs w:val="22"/>
-        </w:rPr>
-        <w:t xml:space="preserve">as English-language were analyzed. </w:t>
-      </w:r>
-      <w:r>
-        <w:rPr>
-          <w:rFonts w:ascii="Times New Roman" w:hAnsi="Times New Roman" w:cs="Times New Roman"/>
-          <w:sz w:val="22"/>
-          <w:szCs w:val="22"/>
-        </w:rPr>
-        <w:t xml:space="preserve">For this work, the English term “fent” used as a slang abbreviation for “fentanyl” was a topic of interest, but the same word “fent” is a common helper verb in other languages including Spanish, French, and Catalan. </w:t>
-      </w:r>
-      <w:r>
-        <w:rPr>
-          <w:rFonts w:ascii="Times New Roman" w:hAnsi="Times New Roman" w:cs="Times New Roman"/>
-          <w:sz w:val="22"/>
-          <w:szCs w:val="22"/>
-        </w:rPr>
-        <w:t>Therefore, all other languages were excluded to avoid confusion.</w:t>
-      </w:r>
-      <w:r>
-        <w:rPr>
-          <w:rFonts w:ascii="Times New Roman" w:hAnsi="Times New Roman" w:cs="Times New Roman"/>
-          <w:sz w:val="22"/>
-          <w:szCs w:val="22"/>
-        </w:rPr>
-        <w:t xml:space="preserve"> Tweet content was preprocessed</w:t>
-      </w:r>
-      <w:r>
-        <w:rPr>
-          <w:rFonts w:ascii="Times New Roman" w:hAnsi="Times New Roman" w:cs="Times New Roman"/>
-          <w:sz w:val="22"/>
-          <w:szCs w:val="22"/>
-        </w:rPr>
-        <w:t>, converted to a Corpus, and transformed to a Document-Term Matrix based on number of appearances in each tweet</w:t>
-      </w:r>
-      <w:r>
-        <w:rPr>
-          <w:rFonts w:ascii="Times New Roman" w:hAnsi="Times New Roman" w:cs="Times New Roman"/>
-          <w:sz w:val="22"/>
-          <w:szCs w:val="22"/>
-        </w:rPr>
-        <w:t xml:space="preserve"> using</w:t>
+        <w:t xml:space="preserve">tweet </w:t>
+      </w:r>
+      <w:r>
+        <w:rPr>
+          <w:rFonts w:ascii="Times New Roman" w:hAnsi="Times New Roman" w:cs="Times New Roman"/>
+          <w:sz w:val="22"/>
+          <w:szCs w:val="22"/>
+        </w:rPr>
+        <w:t>content</w:t>
+      </w:r>
+      <w:r>
+        <w:rPr>
+          <w:rFonts w:ascii="Times New Roman" w:hAnsi="Times New Roman" w:cs="Times New Roman"/>
+          <w:sz w:val="22"/>
+          <w:szCs w:val="22"/>
+        </w:rPr>
+        <w:t xml:space="preserve">, and Twitter-assigned ID and language were collected. </w:t>
+      </w:r>
+      <w:r>
+        <w:rPr>
+          <w:rFonts w:ascii="Times New Roman" w:hAnsi="Times New Roman" w:cs="Times New Roman"/>
+          <w:sz w:val="22"/>
+          <w:szCs w:val="22"/>
+        </w:rPr>
+        <w:t>Tweets labelled as non-English were then excluded</w:t>
+      </w:r>
+      <w:r>
+        <w:rPr>
+          <w:rFonts w:ascii="Times New Roman" w:hAnsi="Times New Roman" w:cs="Times New Roman"/>
+          <w:sz w:val="22"/>
+          <w:szCs w:val="22"/>
+        </w:rPr>
+        <w:t xml:space="preserve"> to avoid confusion;</w:t>
+      </w:r>
+      <w:r>
+        <w:rPr>
+          <w:rFonts w:ascii="Times New Roman" w:hAnsi="Times New Roman" w:cs="Times New Roman"/>
+          <w:sz w:val="22"/>
+          <w:szCs w:val="22"/>
+        </w:rPr>
+        <w:t xml:space="preserve"> the English term “fent” used as a slang abbreviation for “fentanyl” was a topic of interest, but the same word “fent” is a common helper verb in other languages including Spanish, French, and Catalan. </w:t>
+      </w:r>
+      <w:r>
+        <w:rPr>
+          <w:rFonts w:ascii="Times New Roman" w:hAnsi="Times New Roman" w:cs="Times New Roman"/>
+          <w:sz w:val="22"/>
+          <w:szCs w:val="22"/>
+        </w:rPr>
+        <w:t>Tweet content was preprocessed</w:t>
+      </w:r>
+      <w:r>
+        <w:rPr>
+          <w:rFonts w:ascii="Times New Roman" w:hAnsi="Times New Roman" w:cs="Times New Roman"/>
+          <w:sz w:val="22"/>
+          <w:szCs w:val="22"/>
+        </w:rPr>
+        <w:t xml:space="preserve">, converted to a Corpus, and transformed to </w:t>
+      </w:r>
+      <w:r>
+        <w:rPr>
+          <w:rFonts w:ascii="Times New Roman" w:hAnsi="Times New Roman" w:cs="Times New Roman"/>
+          <w:sz w:val="22"/>
+          <w:szCs w:val="22"/>
+        </w:rPr>
+        <w:t>two</w:t>
       </w:r>
       <w:r>
         <w:rPr>
@@ -836,6 +1068,22 @@
           <w:sz w:val="22"/>
           <w:szCs w:val="22"/>
         </w:rPr>
+        <w:t>d</w:t>
+      </w:r>
+      <w:r>
+        <w:rPr>
+          <w:rFonts w:ascii="Times New Roman" w:hAnsi="Times New Roman" w:cs="Times New Roman"/>
+          <w:sz w:val="22"/>
+          <w:szCs w:val="22"/>
+        </w:rPr>
+        <w:t>ocument-</w:t>
+      </w:r>
+      <w:r>
+        <w:rPr>
+          <w:rFonts w:ascii="Times New Roman" w:hAnsi="Times New Roman" w:cs="Times New Roman"/>
+          <w:sz w:val="22"/>
+          <w:szCs w:val="22"/>
+        </w:rPr>
         <w:t>t</w:t>
       </w:r>
       <w:r>
@@ -844,9 +1092,72 @@
           <w:sz w:val="22"/>
           <w:szCs w:val="22"/>
         </w:rPr>
+        <w:t xml:space="preserve">erm </w:t>
+      </w:r>
+      <w:r>
+        <w:rPr>
+          <w:rFonts w:ascii="Times New Roman" w:hAnsi="Times New Roman" w:cs="Times New Roman"/>
+          <w:sz w:val="22"/>
+          <w:szCs w:val="22"/>
+        </w:rPr>
+        <w:t>m</w:t>
+      </w:r>
+      <w:r>
+        <w:rPr>
+          <w:rFonts w:ascii="Times New Roman" w:hAnsi="Times New Roman" w:cs="Times New Roman"/>
+          <w:sz w:val="22"/>
+          <w:szCs w:val="22"/>
+        </w:rPr>
+        <w:t>atri</w:t>
+      </w:r>
+      <w:r>
+        <w:rPr>
+          <w:rFonts w:ascii="Times New Roman" w:hAnsi="Times New Roman" w:cs="Times New Roman"/>
+          <w:sz w:val="22"/>
+          <w:szCs w:val="22"/>
+        </w:rPr>
+        <w:t>ces (using term frequency and binary term weighting)</w:t>
+      </w:r>
+      <w:r>
+        <w:rPr>
+          <w:rFonts w:ascii="Times New Roman" w:hAnsi="Times New Roman" w:cs="Times New Roman"/>
+          <w:sz w:val="22"/>
+          <w:szCs w:val="22"/>
+        </w:rPr>
+        <w:t xml:space="preserve"> </w:t>
+      </w:r>
+      <w:r>
+        <w:rPr>
+          <w:rFonts w:ascii="Times New Roman" w:hAnsi="Times New Roman" w:cs="Times New Roman"/>
+          <w:sz w:val="22"/>
+          <w:szCs w:val="22"/>
+        </w:rPr>
+        <w:t>using</w:t>
+      </w:r>
+      <w:r>
+        <w:rPr>
+          <w:rFonts w:ascii="Times New Roman" w:hAnsi="Times New Roman" w:cs="Times New Roman"/>
+          <w:sz w:val="22"/>
+          <w:szCs w:val="22"/>
+        </w:rPr>
+        <w:t xml:space="preserve"> </w:t>
+      </w:r>
+      <w:r>
+        <w:rPr>
+          <w:rFonts w:ascii="Times New Roman" w:hAnsi="Times New Roman" w:cs="Times New Roman"/>
+          <w:sz w:val="22"/>
+          <w:szCs w:val="22"/>
+        </w:rPr>
+        <w:t>t</w:t>
+      </w:r>
+      <w:r>
+        <w:rPr>
+          <w:rFonts w:ascii="Times New Roman" w:hAnsi="Times New Roman" w:cs="Times New Roman"/>
+          <w:sz w:val="22"/>
+          <w:szCs w:val="22"/>
+        </w:rPr>
         <w:t xml:space="preserve">he R packages </w:t>
       </w:r>
-      <w:proofErr w:type="spellStart"/>
       <w:r>
         <w:rPr>
           <w:rFonts w:ascii="Times New Roman" w:hAnsi="Times New Roman" w:cs="Times New Roman"/>
@@ -857,7 +1168,6 @@
         </w:rPr>
         <w:t>stringr</w:t>
       </w:r>
-      <w:proofErr w:type="spellEnd"/>
       <w:r>
         <w:rPr>
           <w:rFonts w:ascii="Times New Roman" w:hAnsi="Times New Roman" w:cs="Times New Roman"/>
@@ -900,15 +1210,7 @@
           <w:sz w:val="22"/>
           <w:szCs w:val="22"/>
         </w:rPr>
-        <w:t xml:space="preserve">The </w:t>
-      </w:r>
-      <w:r>
-        <w:rPr>
-          <w:rFonts w:ascii="Times New Roman" w:hAnsi="Times New Roman" w:cs="Times New Roman"/>
-          <w:sz w:val="22"/>
-          <w:szCs w:val="22"/>
-        </w:rPr>
-        <w:t xml:space="preserve">variety of syntax in these tweets necessitated specific NLP methods. All varieties of whitespace were converted to </w:t>
+        <w:t xml:space="preserve">All varieties of whitespace were converted to </w:t>
       </w:r>
       <w:r>
         <w:rPr>
@@ -924,135 +1226,207 @@
           <w:sz w:val="22"/>
           <w:szCs w:val="22"/>
         </w:rPr>
-        <w:t xml:space="preserve">punctuation and symbols, removed numbers, removed URLs, removed common </w:t>
-      </w:r>
-      <w:proofErr w:type="spellStart"/>
-      <w:r>
-        <w:rPr>
-          <w:rFonts w:ascii="Times New Roman" w:hAnsi="Times New Roman" w:cs="Times New Roman"/>
-          <w:sz w:val="22"/>
-          <w:szCs w:val="22"/>
-        </w:rPr>
-        <w:t>stopwords</w:t>
-      </w:r>
-      <w:proofErr w:type="spellEnd"/>
-      <w:r>
-        <w:rPr>
-          <w:rFonts w:ascii="Times New Roman" w:hAnsi="Times New Roman" w:cs="Times New Roman"/>
-          <w:sz w:val="22"/>
-          <w:szCs w:val="22"/>
-        </w:rPr>
-        <w:t xml:space="preserve">, and stemmed all words. </w:t>
-      </w:r>
-      <w:r>
-        <w:rPr>
-          <w:rFonts w:ascii="Times New Roman" w:hAnsi="Times New Roman" w:cs="Times New Roman"/>
-          <w:sz w:val="22"/>
-          <w:szCs w:val="22"/>
-        </w:rPr>
-        <w:t xml:space="preserve">More specifically, for symbols, we removed all underscores, since these are commonly used within Twitter handles that may be mentioned within the text of a tweet. However, for all other punctuation and symbols, we replaced the characters with a space. </w:t>
-      </w:r>
-      <w:r>
-        <w:rPr>
-          <w:rFonts w:ascii="Times New Roman" w:hAnsi="Times New Roman" w:cs="Times New Roman"/>
-          <w:sz w:val="22"/>
-          <w:szCs w:val="22"/>
-        </w:rPr>
-        <w:t xml:space="preserve">When writing a list within a tweet, many users opt to write a series of topics </w:t>
-      </w:r>
-      <w:r>
-        <w:rPr>
-          <w:rFonts w:ascii="Times New Roman" w:hAnsi="Times New Roman" w:cs="Times New Roman"/>
-          <w:sz w:val="22"/>
-          <w:szCs w:val="22"/>
-        </w:rPr>
-        <w:t>separated by commas or plus signs, but no spaces, as in the examples “</w:t>
-      </w:r>
-      <w:proofErr w:type="spellStart"/>
-      <w:r>
-        <w:rPr>
-          <w:rFonts w:ascii="Times New Roman" w:hAnsi="Times New Roman" w:cs="Times New Roman"/>
-          <w:sz w:val="22"/>
-          <w:szCs w:val="22"/>
-        </w:rPr>
-        <w:t>Meth,Heroin</w:t>
-      </w:r>
-      <w:r>
-        <w:rPr>
-          <w:rFonts w:ascii="Times New Roman" w:hAnsi="Times New Roman" w:cs="Times New Roman"/>
-          <w:sz w:val="22"/>
-          <w:szCs w:val="22"/>
-        </w:rPr>
-        <w:t>,Fentanyl</w:t>
-      </w:r>
-      <w:proofErr w:type="spellEnd"/>
-      <w:r>
-        <w:rPr>
-          <w:rFonts w:ascii="Times New Roman" w:hAnsi="Times New Roman" w:cs="Times New Roman"/>
-          <w:sz w:val="22"/>
-          <w:szCs w:val="22"/>
-        </w:rPr>
-        <w:t xml:space="preserve">” or </w:t>
-      </w:r>
-      <w:r>
-        <w:rPr>
-          <w:rFonts w:ascii="Times New Roman" w:hAnsi="Times New Roman" w:cs="Times New Roman"/>
-          <w:sz w:val="22"/>
-          <w:szCs w:val="22"/>
-        </w:rPr>
-        <w:t>“</w:t>
-      </w:r>
-      <w:proofErr w:type="spellStart"/>
-      <w:r>
-        <w:rPr>
-          <w:rFonts w:ascii="Times New Roman" w:hAnsi="Times New Roman" w:cs="Times New Roman"/>
-          <w:sz w:val="22"/>
-          <w:szCs w:val="22"/>
-        </w:rPr>
-        <w:t>US+EU+</w:t>
-      </w:r>
-      <w:r>
-        <w:rPr>
-          <w:rFonts w:ascii="Times New Roman" w:hAnsi="Times New Roman" w:cs="Times New Roman"/>
-          <w:sz w:val="22"/>
-          <w:szCs w:val="22"/>
-        </w:rPr>
-        <w:t>Australia+etc</w:t>
-      </w:r>
-      <w:proofErr w:type="spellEnd"/>
-      <w:r>
-        <w:rPr>
-          <w:rFonts w:ascii="Times New Roman" w:hAnsi="Times New Roman" w:cs="Times New Roman"/>
-          <w:sz w:val="22"/>
-          <w:szCs w:val="22"/>
-        </w:rPr>
-        <w:t>.” T</w:t>
-      </w:r>
-      <w:r>
-        <w:rPr>
-          <w:rFonts w:ascii="Times New Roman" w:hAnsi="Times New Roman" w:cs="Times New Roman"/>
-          <w:sz w:val="22"/>
-          <w:szCs w:val="22"/>
-        </w:rPr>
-        <w:t xml:space="preserve">herefore, </w:t>
-      </w:r>
-      <w:proofErr w:type="gramStart"/>
-      <w:r>
-        <w:rPr>
-          <w:rFonts w:ascii="Times New Roman" w:hAnsi="Times New Roman" w:cs="Times New Roman"/>
-          <w:sz w:val="22"/>
-          <w:szCs w:val="22"/>
-        </w:rPr>
-        <w:t>in order to</w:t>
-      </w:r>
-      <w:proofErr w:type="gramEnd"/>
-      <w:r>
-        <w:rPr>
-          <w:rFonts w:ascii="Times New Roman" w:hAnsi="Times New Roman" w:cs="Times New Roman"/>
-          <w:sz w:val="22"/>
-          <w:szCs w:val="22"/>
-        </w:rPr>
-        <w:t xml:space="preserve"> accurately identify these topics as separate words, the symbols had to be replaced by spaces rather than removed. </w:t>
+        <w:t xml:space="preserve">punctuation and symbols, removed numbers, removed URLs, removed common stopwords, and stemmed all words. </w:t>
+      </w:r>
+      <w:r>
+        <w:rPr>
+          <w:rFonts w:ascii="Times New Roman" w:hAnsi="Times New Roman" w:cs="Times New Roman"/>
+          <w:sz w:val="22"/>
+          <w:szCs w:val="22"/>
+        </w:rPr>
+        <w:t>In</w:t>
+      </w:r>
+      <w:r>
+        <w:rPr>
+          <w:rFonts w:ascii="Times New Roman" w:hAnsi="Times New Roman" w:cs="Times New Roman"/>
+          <w:sz w:val="22"/>
+          <w:szCs w:val="22"/>
+        </w:rPr>
+        <w:t xml:space="preserve"> handl</w:t>
+      </w:r>
+      <w:r>
+        <w:rPr>
+          <w:rFonts w:ascii="Times New Roman" w:hAnsi="Times New Roman" w:cs="Times New Roman"/>
+          <w:sz w:val="22"/>
+          <w:szCs w:val="22"/>
+        </w:rPr>
+        <w:t>ing</w:t>
+      </w:r>
+      <w:r>
+        <w:rPr>
+          <w:rFonts w:ascii="Times New Roman" w:hAnsi="Times New Roman" w:cs="Times New Roman"/>
+          <w:sz w:val="22"/>
+          <w:szCs w:val="22"/>
+        </w:rPr>
+        <w:t xml:space="preserve"> symbols, all underscores</w:t>
+      </w:r>
+      <w:r>
+        <w:rPr>
+          <w:rFonts w:ascii="Times New Roman" w:hAnsi="Times New Roman" w:cs="Times New Roman"/>
+          <w:sz w:val="22"/>
+          <w:szCs w:val="22"/>
+        </w:rPr>
+        <w:t xml:space="preserve"> were removed</w:t>
+      </w:r>
+      <w:r>
+        <w:rPr>
+          <w:rFonts w:ascii="Times New Roman" w:hAnsi="Times New Roman" w:cs="Times New Roman"/>
+          <w:sz w:val="22"/>
+          <w:szCs w:val="22"/>
+        </w:rPr>
+        <w:t xml:space="preserve">, since these are commonly used within Twitter handles that </w:t>
+      </w:r>
+      <w:r>
+        <w:rPr>
+          <w:rFonts w:ascii="Times New Roman" w:hAnsi="Times New Roman" w:cs="Times New Roman"/>
+          <w:sz w:val="22"/>
+          <w:szCs w:val="22"/>
+        </w:rPr>
+        <w:t xml:space="preserve">are often </w:t>
+      </w:r>
+      <w:r>
+        <w:rPr>
+          <w:rFonts w:ascii="Times New Roman" w:hAnsi="Times New Roman" w:cs="Times New Roman"/>
+          <w:sz w:val="22"/>
+          <w:szCs w:val="22"/>
+        </w:rPr>
+        <w:t xml:space="preserve">mentioned within the text of a tweet. However, for all other punctuation and symbols, </w:t>
+      </w:r>
+      <w:r>
+        <w:rPr>
+          <w:rFonts w:ascii="Times New Roman" w:hAnsi="Times New Roman" w:cs="Times New Roman"/>
+          <w:sz w:val="22"/>
+          <w:szCs w:val="22"/>
+        </w:rPr>
+        <w:t>t</w:t>
+      </w:r>
+      <w:r>
+        <w:rPr>
+          <w:rFonts w:ascii="Times New Roman" w:hAnsi="Times New Roman" w:cs="Times New Roman"/>
+          <w:sz w:val="22"/>
+          <w:szCs w:val="22"/>
+        </w:rPr>
+        <w:t>he character</w:t>
+      </w:r>
+      <w:r>
+        <w:rPr>
+          <w:rFonts w:ascii="Times New Roman" w:hAnsi="Times New Roman" w:cs="Times New Roman"/>
+          <w:sz w:val="22"/>
+          <w:szCs w:val="22"/>
+        </w:rPr>
+        <w:t xml:space="preserve"> was replaced</w:t>
+      </w:r>
+      <w:r>
+        <w:rPr>
+          <w:rFonts w:ascii="Times New Roman" w:hAnsi="Times New Roman" w:cs="Times New Roman"/>
+          <w:sz w:val="22"/>
+          <w:szCs w:val="22"/>
+        </w:rPr>
+        <w:t xml:space="preserve"> with a space</w:t>
+      </w:r>
+      <w:r>
+        <w:rPr>
+          <w:rFonts w:ascii="Times New Roman" w:hAnsi="Times New Roman" w:cs="Times New Roman"/>
+          <w:sz w:val="22"/>
+          <w:szCs w:val="22"/>
+        </w:rPr>
+        <w:t xml:space="preserve"> to most accurately interpret written lists as discrete words</w:t>
+      </w:r>
+      <w:r>
+        <w:rPr>
+          <w:rFonts w:ascii="Times New Roman" w:hAnsi="Times New Roman" w:cs="Times New Roman"/>
+          <w:sz w:val="22"/>
+          <w:szCs w:val="22"/>
+        </w:rPr>
+        <w:t>;</w:t>
+      </w:r>
+      <w:r>
+        <w:rPr>
+          <w:rFonts w:ascii="Times New Roman" w:hAnsi="Times New Roman" w:cs="Times New Roman"/>
+          <w:sz w:val="22"/>
+          <w:szCs w:val="22"/>
+        </w:rPr>
+        <w:t xml:space="preserve"> </w:t>
+      </w:r>
+      <w:r>
+        <w:rPr>
+          <w:rFonts w:ascii="Times New Roman" w:hAnsi="Times New Roman" w:cs="Times New Roman"/>
+          <w:sz w:val="22"/>
+          <w:szCs w:val="22"/>
+        </w:rPr>
+        <w:t>many users opt to write a series of topics</w:t>
+      </w:r>
+      <w:r>
+        <w:rPr>
+          <w:rFonts w:ascii="Times New Roman" w:hAnsi="Times New Roman" w:cs="Times New Roman"/>
+          <w:sz w:val="22"/>
+          <w:szCs w:val="22"/>
+        </w:rPr>
+        <w:t xml:space="preserve"> in a tweet</w:t>
+      </w:r>
+      <w:r>
+        <w:rPr>
+          <w:rFonts w:ascii="Times New Roman" w:hAnsi="Times New Roman" w:cs="Times New Roman"/>
+          <w:sz w:val="22"/>
+          <w:szCs w:val="22"/>
+        </w:rPr>
+        <w:t xml:space="preserve"> </w:t>
+      </w:r>
+      <w:r>
+        <w:rPr>
+          <w:rFonts w:ascii="Times New Roman" w:hAnsi="Times New Roman" w:cs="Times New Roman"/>
+          <w:sz w:val="22"/>
+          <w:szCs w:val="22"/>
+        </w:rPr>
+        <w:t xml:space="preserve">without using </w:t>
+      </w:r>
+      <w:r>
+        <w:rPr>
+          <w:rFonts w:ascii="Times New Roman" w:hAnsi="Times New Roman" w:cs="Times New Roman"/>
+          <w:sz w:val="22"/>
+          <w:szCs w:val="22"/>
+        </w:rPr>
+        <w:t>spaces, as in the examples “Meth,Heroin</w:t>
+      </w:r>
+      <w:r>
+        <w:rPr>
+          <w:rFonts w:ascii="Times New Roman" w:hAnsi="Times New Roman" w:cs="Times New Roman"/>
+          <w:sz w:val="22"/>
+          <w:szCs w:val="22"/>
+        </w:rPr>
+        <w:t xml:space="preserve">,Fentanyl” </w:t>
+      </w:r>
+      <w:r>
+        <w:rPr>
+          <w:rFonts w:ascii="Times New Roman" w:hAnsi="Times New Roman" w:cs="Times New Roman"/>
+          <w:sz w:val="22"/>
+          <w:szCs w:val="22"/>
+        </w:rPr>
+        <w:t>and</w:t>
+      </w:r>
+      <w:r>
+        <w:rPr>
+          <w:rFonts w:ascii="Times New Roman" w:hAnsi="Times New Roman" w:cs="Times New Roman"/>
+          <w:sz w:val="22"/>
+          <w:szCs w:val="22"/>
+        </w:rPr>
+        <w:t xml:space="preserve"> </w:t>
+      </w:r>
+      <w:r>
+        <w:rPr>
+          <w:rFonts w:ascii="Times New Roman" w:hAnsi="Times New Roman" w:cs="Times New Roman"/>
+          <w:sz w:val="22"/>
+          <w:szCs w:val="22"/>
+        </w:rPr>
+        <w:t>“US+EU+</w:t>
+      </w:r>
+      <w:r>
+        <w:rPr>
+          <w:rFonts w:ascii="Times New Roman" w:hAnsi="Times New Roman" w:cs="Times New Roman"/>
+          <w:sz w:val="22"/>
+          <w:szCs w:val="22"/>
+        </w:rPr>
+        <w:t>Australia+etc.”</w:t>
       </w:r>
     </w:p>
     <w:p>
@@ -1071,25 +1445,47 @@
           <w:sz w:val="22"/>
           <w:szCs w:val="22"/>
         </w:rPr>
-        <w:t>We then manually reviewed terms matching the strings “fent,” “</w:t>
-      </w:r>
-      <w:proofErr w:type="spellStart"/>
-      <w:r>
-        <w:rPr>
-          <w:rFonts w:ascii="Times New Roman" w:hAnsi="Times New Roman" w:cs="Times New Roman"/>
-          <w:sz w:val="22"/>
-          <w:szCs w:val="22"/>
-        </w:rPr>
-        <w:t>metha</w:t>
-      </w:r>
-      <w:proofErr w:type="spellEnd"/>
-      <w:r>
-        <w:rPr>
-          <w:rFonts w:ascii="Times New Roman" w:hAnsi="Times New Roman" w:cs="Times New Roman"/>
-          <w:sz w:val="22"/>
-          <w:szCs w:val="22"/>
-        </w:rPr>
-        <w:t>,”</w:t>
+        <w:t>T</w:t>
+      </w:r>
+      <w:r>
+        <w:rPr>
+          <w:rFonts w:ascii="Times New Roman" w:hAnsi="Times New Roman" w:cs="Times New Roman"/>
+          <w:sz w:val="22"/>
+          <w:szCs w:val="22"/>
+        </w:rPr>
+        <w:t>erms matching the strings “fent,” “metha,”</w:t>
+      </w:r>
+      <w:r>
+        <w:rPr>
+          <w:rFonts w:ascii="Times New Roman" w:hAnsi="Times New Roman" w:cs="Times New Roman"/>
+          <w:sz w:val="22"/>
+          <w:szCs w:val="22"/>
+        </w:rPr>
+        <w:t xml:space="preserve"> “doloph,” “disket,”</w:t>
+      </w:r>
+      <w:r>
+        <w:rPr>
+          <w:rFonts w:ascii="Times New Roman" w:hAnsi="Times New Roman" w:cs="Times New Roman"/>
+          <w:sz w:val="22"/>
+          <w:szCs w:val="22"/>
+        </w:rPr>
+        <w:t xml:space="preserve"> and “subox”</w:t>
+      </w:r>
+      <w:r>
+        <w:rPr>
+          <w:rFonts w:ascii="Times New Roman" w:hAnsi="Times New Roman" w:cs="Times New Roman"/>
+          <w:sz w:val="22"/>
+          <w:szCs w:val="22"/>
+        </w:rPr>
+        <w:t xml:space="preserve"> were manually reviewed for relevance</w:t>
+      </w:r>
+      <w:r>
+        <w:rPr>
+          <w:rFonts w:ascii="Times New Roman" w:hAnsi="Times New Roman" w:cs="Times New Roman"/>
+          <w:sz w:val="22"/>
+          <w:szCs w:val="22"/>
+        </w:rPr>
+        <w:t>;</w:t>
       </w:r>
       <w:r>
         <w:rPr>
@@ -1099,67 +1495,21 @@
         </w:rPr>
         <w:t xml:space="preserve"> “</w:t>
       </w:r>
-      <w:proofErr w:type="spellStart"/>
-      <w:r>
-        <w:rPr>
-          <w:rFonts w:ascii="Times New Roman" w:hAnsi="Times New Roman" w:cs="Times New Roman"/>
-          <w:sz w:val="22"/>
-          <w:szCs w:val="22"/>
-        </w:rPr>
-        <w:t>doloph</w:t>
-      </w:r>
-      <w:proofErr w:type="spellEnd"/>
-      <w:r>
-        <w:rPr>
-          <w:rFonts w:ascii="Times New Roman" w:hAnsi="Times New Roman" w:cs="Times New Roman"/>
-          <w:sz w:val="22"/>
-          <w:szCs w:val="22"/>
-        </w:rPr>
-        <w:t>,” “</w:t>
-      </w:r>
-      <w:proofErr w:type="spellStart"/>
-      <w:r>
-        <w:rPr>
-          <w:rFonts w:ascii="Times New Roman" w:hAnsi="Times New Roman" w:cs="Times New Roman"/>
-          <w:sz w:val="22"/>
-          <w:szCs w:val="22"/>
-        </w:rPr>
-        <w:t>disket</w:t>
-      </w:r>
-      <w:proofErr w:type="spellEnd"/>
-      <w:r>
-        <w:rPr>
-          <w:rFonts w:ascii="Times New Roman" w:hAnsi="Times New Roman" w:cs="Times New Roman"/>
-          <w:sz w:val="22"/>
-          <w:szCs w:val="22"/>
-        </w:rPr>
-        <w:t>,”</w:t>
-      </w:r>
-      <w:r>
-        <w:rPr>
-          <w:rFonts w:ascii="Times New Roman" w:hAnsi="Times New Roman" w:cs="Times New Roman"/>
-          <w:sz w:val="22"/>
-          <w:szCs w:val="22"/>
-        </w:rPr>
-        <w:t xml:space="preserve"> and “</w:t>
-      </w:r>
-      <w:proofErr w:type="spellStart"/>
-      <w:r>
-        <w:rPr>
-          <w:rFonts w:ascii="Times New Roman" w:hAnsi="Times New Roman" w:cs="Times New Roman"/>
-          <w:sz w:val="22"/>
-          <w:szCs w:val="22"/>
-        </w:rPr>
-        <w:t>subox</w:t>
-      </w:r>
-      <w:proofErr w:type="spellEnd"/>
-      <w:r>
-        <w:rPr>
-          <w:rFonts w:ascii="Times New Roman" w:hAnsi="Times New Roman" w:cs="Times New Roman"/>
-          <w:sz w:val="22"/>
-          <w:szCs w:val="22"/>
-        </w:rPr>
-        <w:t>.</w:t>
+      <w:r>
+        <w:rPr>
+          <w:rFonts w:ascii="Times New Roman" w:hAnsi="Times New Roman" w:cs="Times New Roman"/>
+          <w:sz w:val="22"/>
+          <w:szCs w:val="22"/>
+        </w:rPr>
+        <w:t>d</w:t>
+      </w:r>
+      <w:r>
+        <w:rPr>
+          <w:rFonts w:ascii="Times New Roman" w:hAnsi="Times New Roman" w:cs="Times New Roman"/>
+          <w:sz w:val="22"/>
+          <w:szCs w:val="22"/>
+        </w:rPr>
+        <w:t>oloph” and “disket</w:t>
       </w:r>
       <w:r>
         <w:rPr>
@@ -1175,50 +1525,6 @@
           <w:sz w:val="22"/>
           <w:szCs w:val="22"/>
         </w:rPr>
-        <w:t xml:space="preserve"> “</w:t>
-      </w:r>
-      <w:proofErr w:type="spellStart"/>
-      <w:r>
-        <w:rPr>
-          <w:rFonts w:ascii="Times New Roman" w:hAnsi="Times New Roman" w:cs="Times New Roman"/>
-          <w:sz w:val="22"/>
-          <w:szCs w:val="22"/>
-        </w:rPr>
-        <w:t>Doloph</w:t>
-      </w:r>
-      <w:proofErr w:type="spellEnd"/>
-      <w:r>
-        <w:rPr>
-          <w:rFonts w:ascii="Times New Roman" w:hAnsi="Times New Roman" w:cs="Times New Roman"/>
-          <w:sz w:val="22"/>
-          <w:szCs w:val="22"/>
-        </w:rPr>
-        <w:t>” and “</w:t>
-      </w:r>
-      <w:proofErr w:type="spellStart"/>
-      <w:r>
-        <w:rPr>
-          <w:rFonts w:ascii="Times New Roman" w:hAnsi="Times New Roman" w:cs="Times New Roman"/>
-          <w:sz w:val="22"/>
-          <w:szCs w:val="22"/>
-        </w:rPr>
-        <w:t>disket</w:t>
-      </w:r>
-      <w:proofErr w:type="spellEnd"/>
-      <w:r>
-        <w:rPr>
-          <w:rFonts w:ascii="Times New Roman" w:hAnsi="Times New Roman" w:cs="Times New Roman"/>
-          <w:sz w:val="22"/>
-          <w:szCs w:val="22"/>
-        </w:rPr>
-        <w:t>”</w:t>
-      </w:r>
-      <w:r>
-        <w:rPr>
-          <w:rFonts w:ascii="Times New Roman" w:hAnsi="Times New Roman" w:cs="Times New Roman"/>
-          <w:sz w:val="22"/>
-          <w:szCs w:val="22"/>
-        </w:rPr>
         <w:t xml:space="preserve"> were added because</w:t>
       </w:r>
       <w:r>
@@ -1227,43 +1533,7 @@
           <w:sz w:val="22"/>
           <w:szCs w:val="22"/>
         </w:rPr>
-        <w:t xml:space="preserve"> “</w:t>
-      </w:r>
-      <w:proofErr w:type="spellStart"/>
-      <w:r>
-        <w:rPr>
-          <w:rFonts w:ascii="Times New Roman" w:hAnsi="Times New Roman" w:cs="Times New Roman"/>
-          <w:sz w:val="22"/>
-          <w:szCs w:val="22"/>
-        </w:rPr>
-        <w:t>dolophine</w:t>
-      </w:r>
-      <w:proofErr w:type="spellEnd"/>
-      <w:r>
-        <w:rPr>
-          <w:rFonts w:ascii="Times New Roman" w:hAnsi="Times New Roman" w:cs="Times New Roman"/>
-          <w:sz w:val="22"/>
-          <w:szCs w:val="22"/>
-        </w:rPr>
-        <w:t>” and “</w:t>
-      </w:r>
-      <w:proofErr w:type="spellStart"/>
-      <w:r>
-        <w:rPr>
-          <w:rFonts w:ascii="Times New Roman" w:hAnsi="Times New Roman" w:cs="Times New Roman"/>
-          <w:sz w:val="22"/>
-          <w:szCs w:val="22"/>
-        </w:rPr>
-        <w:t>diskets</w:t>
-      </w:r>
-      <w:proofErr w:type="spellEnd"/>
-      <w:r>
-        <w:rPr>
-          <w:rFonts w:ascii="Times New Roman" w:hAnsi="Times New Roman" w:cs="Times New Roman"/>
-          <w:sz w:val="22"/>
-          <w:szCs w:val="22"/>
-        </w:rPr>
-        <w:t>”</w:t>
+        <w:t xml:space="preserve"> “dolophine” and “diskets”</w:t>
       </w:r>
       <w:r>
         <w:rPr>
@@ -1349,59 +1619,71 @@
           <w:sz w:val="22"/>
           <w:szCs w:val="22"/>
         </w:rPr>
-        <w:t xml:space="preserve"> We excluded terms that were clearly </w:t>
-      </w:r>
-      <w:r>
-        <w:rPr>
-          <w:rFonts w:ascii="Times New Roman" w:hAnsi="Times New Roman" w:cs="Times New Roman"/>
-          <w:sz w:val="22"/>
-          <w:szCs w:val="22"/>
-        </w:rPr>
-        <w:t xml:space="preserve">unrelated, such as terms related to the brands “Fentiman’s” and “Fenty Beauty” or names </w:t>
-      </w:r>
-      <w:r>
-        <w:rPr>
-          <w:rFonts w:ascii="Times New Roman" w:hAnsi="Times New Roman" w:cs="Times New Roman"/>
-          <w:sz w:val="22"/>
-          <w:szCs w:val="22"/>
-        </w:rPr>
-        <w:t>in Twitter handles such as “</w:t>
-      </w:r>
-      <w:proofErr w:type="spellStart"/>
-      <w:r>
-        <w:rPr>
-          <w:rFonts w:ascii="Times New Roman" w:hAnsi="Times New Roman" w:cs="Times New Roman"/>
-          <w:sz w:val="22"/>
-          <w:szCs w:val="22"/>
-        </w:rPr>
-        <w:t>gracefentiman</w:t>
-      </w:r>
-      <w:proofErr w:type="spellEnd"/>
-      <w:r>
-        <w:rPr>
-          <w:rFonts w:ascii="Times New Roman" w:hAnsi="Times New Roman" w:cs="Times New Roman"/>
-          <w:sz w:val="22"/>
-          <w:szCs w:val="22"/>
-        </w:rPr>
-        <w:t>” or “</w:t>
-      </w:r>
-      <w:proofErr w:type="spellStart"/>
-      <w:r>
-        <w:rPr>
-          <w:rFonts w:ascii="Times New Roman" w:hAnsi="Times New Roman" w:cs="Times New Roman"/>
-          <w:sz w:val="22"/>
-          <w:szCs w:val="22"/>
-        </w:rPr>
-        <w:t>fentmaryvonn</w:t>
-      </w:r>
-      <w:proofErr w:type="spellEnd"/>
-      <w:r>
-        <w:rPr>
-          <w:rFonts w:ascii="Times New Roman" w:hAnsi="Times New Roman" w:cs="Times New Roman"/>
-          <w:sz w:val="22"/>
-          <w:szCs w:val="22"/>
-        </w:rPr>
-        <w:t>.”</w:t>
+        <w:t xml:space="preserve"> </w:t>
+      </w:r>
+      <w:r>
+        <w:rPr>
+          <w:rFonts w:ascii="Times New Roman" w:hAnsi="Times New Roman" w:cs="Times New Roman"/>
+          <w:sz w:val="22"/>
+          <w:szCs w:val="22"/>
+        </w:rPr>
+        <w:t>T</w:t>
+      </w:r>
+      <w:r>
+        <w:rPr>
+          <w:rFonts w:ascii="Times New Roman" w:hAnsi="Times New Roman" w:cs="Times New Roman"/>
+          <w:sz w:val="22"/>
+          <w:szCs w:val="22"/>
+        </w:rPr>
+        <w:t xml:space="preserve">erms that were clearly </w:t>
+      </w:r>
+      <w:r>
+        <w:rPr>
+          <w:rFonts w:ascii="Times New Roman" w:hAnsi="Times New Roman" w:cs="Times New Roman"/>
+          <w:sz w:val="22"/>
+          <w:szCs w:val="22"/>
+        </w:rPr>
+        <w:t>unrelated</w:t>
+      </w:r>
+      <w:r>
+        <w:rPr>
+          <w:rFonts w:ascii="Times New Roman" w:hAnsi="Times New Roman" w:cs="Times New Roman"/>
+          <w:sz w:val="22"/>
+          <w:szCs w:val="22"/>
+        </w:rPr>
+        <w:t xml:space="preserve"> were excluded</w:t>
+      </w:r>
+      <w:r>
+        <w:rPr>
+          <w:rFonts w:ascii="Times New Roman" w:hAnsi="Times New Roman" w:cs="Times New Roman"/>
+          <w:sz w:val="22"/>
+          <w:szCs w:val="22"/>
+        </w:rPr>
+        <w:t>, such as the brand</w:t>
+      </w:r>
+      <w:r>
+        <w:rPr>
+          <w:rFonts w:ascii="Times New Roman" w:hAnsi="Times New Roman" w:cs="Times New Roman"/>
+          <w:sz w:val="22"/>
+          <w:szCs w:val="22"/>
+        </w:rPr>
+        <w:t xml:space="preserve"> names</w:t>
+      </w:r>
+      <w:r>
+        <w:rPr>
+          <w:rFonts w:ascii="Times New Roman" w:hAnsi="Times New Roman" w:cs="Times New Roman"/>
+          <w:sz w:val="22"/>
+          <w:szCs w:val="22"/>
+        </w:rPr>
+        <w:t xml:space="preserve"> “Fentiman’s” and “Fenty Beauty” or </w:t>
+      </w:r>
+      <w:r>
+        <w:rPr>
+          <w:rFonts w:ascii="Times New Roman" w:hAnsi="Times New Roman" w:cs="Times New Roman"/>
+          <w:sz w:val="22"/>
+          <w:szCs w:val="22"/>
+        </w:rPr>
+        <w:t>Twitter handles such as “gracefentiman” or “fentmaryvonn.”</w:t>
       </w:r>
       <w:r>
         <w:rPr>
@@ -1441,15 +1723,31 @@
           <w:sz w:val="22"/>
           <w:szCs w:val="22"/>
         </w:rPr>
-        <w:t xml:space="preserve"> terms</w:t>
-      </w:r>
-      <w:r>
-        <w:rPr>
-          <w:rFonts w:ascii="Times New Roman" w:hAnsi="Times New Roman" w:cs="Times New Roman"/>
-          <w:sz w:val="22"/>
-          <w:szCs w:val="22"/>
-        </w:rPr>
-        <w:t xml:space="preserve"> matching these</w:t>
+        <w:t xml:space="preserve"> </w:t>
+      </w:r>
+      <w:r>
+        <w:rPr>
+          <w:rFonts w:ascii="Times New Roman" w:hAnsi="Times New Roman" w:cs="Times New Roman"/>
+          <w:sz w:val="22"/>
+          <w:szCs w:val="22"/>
+        </w:rPr>
+        <w:t xml:space="preserve">remaining </w:t>
+      </w:r>
+      <w:r>
+        <w:rPr>
+          <w:rFonts w:ascii="Times New Roman" w:hAnsi="Times New Roman" w:cs="Times New Roman"/>
+          <w:sz w:val="22"/>
+          <w:szCs w:val="22"/>
+        </w:rPr>
+        <w:t>terms</w:t>
+      </w:r>
+      <w:r>
+        <w:rPr>
+          <w:rFonts w:ascii="Times New Roman" w:hAnsi="Times New Roman" w:cs="Times New Roman"/>
+          <w:sz w:val="22"/>
+          <w:szCs w:val="22"/>
+        </w:rPr>
+        <w:t xml:space="preserve"> matching the</w:t>
       </w:r>
       <w:r>
         <w:rPr>
@@ -1481,6 +1779,14 @@
           <w:sz w:val="22"/>
           <w:szCs w:val="22"/>
         </w:rPr>
+        <w:t xml:space="preserve"> above</w:t>
+      </w:r>
+      <w:r>
+        <w:rPr>
+          <w:rFonts w:ascii="Times New Roman" w:hAnsi="Times New Roman" w:cs="Times New Roman"/>
+          <w:sz w:val="22"/>
+          <w:szCs w:val="22"/>
+        </w:rPr>
         <w:t>.</w:t>
       </w:r>
       <w:r>
@@ -1497,6 +1803,78 @@
           <w:sz w:val="22"/>
           <w:szCs w:val="22"/>
         </w:rPr>
+        <w:t>Subsequent</w:t>
+      </w:r>
+      <w:r>
+        <w:rPr>
+          <w:rFonts w:ascii="Times New Roman" w:hAnsi="Times New Roman" w:cs="Times New Roman"/>
+          <w:sz w:val="22"/>
+          <w:szCs w:val="22"/>
+        </w:rPr>
+        <w:t xml:space="preserve"> analysis focused on the specific words</w:t>
+      </w:r>
+      <w:r>
+        <w:rPr>
+          <w:rFonts w:ascii="Times New Roman" w:hAnsi="Times New Roman" w:cs="Times New Roman"/>
+          <w:sz w:val="22"/>
+          <w:szCs w:val="22"/>
+        </w:rPr>
+        <w:t>, s</w:t>
+      </w:r>
+      <w:r>
+        <w:rPr>
+          <w:rFonts w:ascii="Times New Roman" w:hAnsi="Times New Roman" w:cs="Times New Roman"/>
+          <w:sz w:val="22"/>
+          <w:szCs w:val="22"/>
+        </w:rPr>
+        <w:t xml:space="preserve">ince </w:t>
+      </w:r>
+      <w:r>
+        <w:rPr>
+          <w:rFonts w:ascii="Times New Roman" w:hAnsi="Times New Roman" w:cs="Times New Roman"/>
+          <w:sz w:val="22"/>
+          <w:szCs w:val="22"/>
+        </w:rPr>
+        <w:t xml:space="preserve">almost all other related terms were </w:t>
+      </w:r>
+      <w:r>
+        <w:rPr>
+          <w:rFonts w:ascii="Times New Roman" w:hAnsi="Times New Roman" w:cs="Times New Roman"/>
+          <w:sz w:val="22"/>
+          <w:szCs w:val="22"/>
+        </w:rPr>
+        <w:t xml:space="preserve">relatively </w:t>
+      </w:r>
+      <w:r>
+        <w:rPr>
+          <w:rFonts w:ascii="Times New Roman" w:hAnsi="Times New Roman" w:cs="Times New Roman"/>
+          <w:sz w:val="22"/>
+          <w:szCs w:val="22"/>
+        </w:rPr>
+        <w:t>uncommon</w:t>
+      </w:r>
+      <w:r>
+        <w:rPr>
+          <w:rFonts w:ascii="Times New Roman" w:hAnsi="Times New Roman" w:cs="Times New Roman"/>
+          <w:sz w:val="22"/>
+          <w:szCs w:val="22"/>
+        </w:rPr>
+        <w:t>.</w:t>
+      </w:r>
+      <w:r>
+        <w:rPr>
+          <w:rFonts w:ascii="Times New Roman" w:hAnsi="Times New Roman" w:cs="Times New Roman"/>
+          <w:sz w:val="22"/>
+          <w:szCs w:val="22"/>
+        </w:rPr>
+        <w:t xml:space="preserve"> </w:t>
+      </w:r>
+      <w:r>
+        <w:rPr>
+          <w:rFonts w:ascii="Times New Roman" w:hAnsi="Times New Roman" w:cs="Times New Roman"/>
+          <w:sz w:val="22"/>
+          <w:szCs w:val="22"/>
+        </w:rPr>
         <w:t>T</w:t>
       </w:r>
       <w:r>
@@ -1513,7 +1891,23 @@
           <w:sz w:val="22"/>
           <w:szCs w:val="22"/>
         </w:rPr>
-        <w:t xml:space="preserve">most closely associated with each of the terms </w:t>
+        <w:t xml:space="preserve">most closely associated with each of the </w:t>
+      </w:r>
+      <w:r>
+        <w:rPr>
+          <w:rFonts w:ascii="Times New Roman" w:hAnsi="Times New Roman" w:cs="Times New Roman"/>
+          <w:sz w:val="22"/>
+          <w:szCs w:val="22"/>
+        </w:rPr>
+        <w:t>words</w:t>
+      </w:r>
+      <w:r>
+        <w:rPr>
+          <w:rFonts w:ascii="Times New Roman" w:hAnsi="Times New Roman" w:cs="Times New Roman"/>
+          <w:sz w:val="22"/>
+          <w:szCs w:val="22"/>
+        </w:rPr>
+        <w:t xml:space="preserve"> </w:t>
       </w:r>
       <w:r>
         <w:rPr>
@@ -1569,7 +1963,23 @@
           <w:sz w:val="22"/>
           <w:szCs w:val="22"/>
         </w:rPr>
-        <w:t xml:space="preserve">across both Set 1 and Set 2. </w:t>
+        <w:t xml:space="preserve">across </w:t>
+      </w:r>
+      <w:r>
+        <w:rPr>
+          <w:rFonts w:ascii="Times New Roman" w:hAnsi="Times New Roman" w:cs="Times New Roman"/>
+          <w:sz w:val="22"/>
+          <w:szCs w:val="22"/>
+        </w:rPr>
+        <w:t>each of</w:t>
+      </w:r>
+      <w:r>
+        <w:rPr>
+          <w:rFonts w:ascii="Times New Roman" w:hAnsi="Times New Roman" w:cs="Times New Roman"/>
+          <w:sz w:val="22"/>
+          <w:szCs w:val="22"/>
+        </w:rPr>
+        <w:t xml:space="preserve"> Set 1 and Set 2. </w:t>
       </w:r>
       <w:r>
         <w:rPr>
@@ -1587,7 +1997,6 @@
         </w:rPr>
         <w:t xml:space="preserve">created using the R package </w:t>
       </w:r>
-      <w:proofErr w:type="spellStart"/>
       <w:r>
         <w:rPr>
           <w:rFonts w:ascii="Times New Roman" w:hAnsi="Times New Roman" w:cs="Times New Roman"/>
@@ -1598,7 +2007,6 @@
         </w:rPr>
         <w:t>wordcloud</w:t>
       </w:r>
-      <w:proofErr w:type="spellEnd"/>
       <w:r>
         <w:rPr>
           <w:rFonts w:ascii="Times New Roman" w:hAnsi="Times New Roman" w:cs="Times New Roman"/>
@@ -1613,7 +2021,15 @@
           <w:sz w:val="22"/>
           <w:szCs w:val="22"/>
         </w:rPr>
-        <w:t>We also analyzed the most common pairs of terms, or “bigrams,” appearing across the two datasets</w:t>
+        <w:t>T</w:t>
+      </w:r>
+      <w:r>
+        <w:rPr>
+          <w:rFonts w:ascii="Times New Roman" w:hAnsi="Times New Roman" w:cs="Times New Roman"/>
+          <w:sz w:val="22"/>
+          <w:szCs w:val="22"/>
+        </w:rPr>
+        <w:t>he most common bigrams appearing across the two datasets</w:t>
       </w:r>
       <w:r>
         <w:rPr>
@@ -1629,9 +2045,16 @@
           <w:sz w:val="22"/>
           <w:szCs w:val="22"/>
         </w:rPr>
+        <w:t xml:space="preserve">were analyzed </w:t>
+      </w:r>
+      <w:r>
+        <w:rPr>
+          <w:rFonts w:ascii="Times New Roman" w:hAnsi="Times New Roman" w:cs="Times New Roman"/>
+          <w:sz w:val="22"/>
+          <w:szCs w:val="22"/>
+        </w:rPr>
         <w:t xml:space="preserve">using the R package </w:t>
       </w:r>
-      <w:proofErr w:type="spellStart"/>
       <w:r>
         <w:rPr>
           <w:rFonts w:ascii="Times New Roman" w:hAnsi="Times New Roman" w:cs="Times New Roman"/>
@@ -1642,7 +2065,6 @@
         </w:rPr>
         <w:t>ngramrr</w:t>
       </w:r>
-      <w:proofErr w:type="spellEnd"/>
       <w:r>
         <w:rPr>
           <w:rFonts w:ascii="Times New Roman" w:hAnsi="Times New Roman" w:cs="Times New Roman"/>
@@ -1770,7 +2192,6 @@
           <w:sz w:val="22"/>
           <w:szCs w:val="22"/>
         </w:rPr>
-        <w:lastRenderedPageBreak/>
         <w:t>Results</w:t>
       </w:r>
       <w:r>
@@ -1905,7 +2326,16 @@
           <w:sz w:val="22"/>
           <w:szCs w:val="22"/>
         </w:rPr>
-        <w:t xml:space="preserve"> the word “fentanyl”</w:t>
+        <w:t xml:space="preserve"> the word </w:t>
+      </w:r>
+      <w:r>
+        <w:rPr>
+          <w:rFonts w:ascii="Times New Roman" w:hAnsi="Times New Roman" w:cs="Times New Roman"/>
+          <w:sz w:val="22"/>
+          <w:szCs w:val="22"/>
+        </w:rPr>
+        <w:lastRenderedPageBreak/>
+        <w:t>“fentanyl”</w:t>
       </w:r>
       <w:r>
         <w:rPr>
@@ -1937,7 +2367,39 @@
           <w:sz w:val="22"/>
           <w:szCs w:val="22"/>
         </w:rPr>
-        <w:t>of all associated tweets</w:t>
+        <w:t xml:space="preserve">of all </w:t>
+      </w:r>
+      <w:r>
+        <w:rPr>
+          <w:rFonts w:ascii="Times New Roman" w:hAnsi="Times New Roman" w:cs="Times New Roman"/>
+          <w:sz w:val="22"/>
+          <w:szCs w:val="22"/>
+        </w:rPr>
+        <w:t>related term</w:t>
+      </w:r>
+      <w:r>
+        <w:rPr>
+          <w:rFonts w:ascii="Times New Roman" w:hAnsi="Times New Roman" w:cs="Times New Roman"/>
+          <w:sz w:val="22"/>
+          <w:szCs w:val="22"/>
+        </w:rPr>
+        <w:t>s’</w:t>
+      </w:r>
+      <w:r>
+        <w:rPr>
+          <w:rFonts w:ascii="Times New Roman" w:hAnsi="Times New Roman" w:cs="Times New Roman"/>
+          <w:sz w:val="22"/>
+          <w:szCs w:val="22"/>
+        </w:rPr>
+        <w:t xml:space="preserve"> </w:t>
+      </w:r>
+      <w:r>
+        <w:rPr>
+          <w:rFonts w:ascii="Times New Roman" w:hAnsi="Times New Roman" w:cs="Times New Roman"/>
+          <w:sz w:val="22"/>
+          <w:szCs w:val="22"/>
+        </w:rPr>
+        <w:t>tweets</w:t>
       </w:r>
       <w:r>
         <w:rPr>
@@ -1953,6 +2415,14 @@
           <w:sz w:val="22"/>
           <w:szCs w:val="22"/>
         </w:rPr>
+        <w:t>,</w:t>
+      </w:r>
+      <w:r>
+        <w:rPr>
+          <w:rFonts w:ascii="Times New Roman" w:hAnsi="Times New Roman" w:cs="Times New Roman"/>
+          <w:sz w:val="22"/>
+          <w:szCs w:val="22"/>
+        </w:rPr>
         <w:t xml:space="preserve"> 18,082 </w:t>
       </w:r>
       <w:r>
@@ -1985,7 +2455,7 @@
           <w:sz w:val="22"/>
           <w:szCs w:val="22"/>
         </w:rPr>
-        <w:t>associated</w:t>
+        <w:t>related terms’</w:t>
       </w:r>
       <w:r>
         <w:rPr>
@@ -2009,6 +2479,14 @@
           <w:sz w:val="22"/>
           <w:szCs w:val="22"/>
         </w:rPr>
+        <w:t>,</w:t>
+      </w:r>
+      <w:r>
+        <w:rPr>
+          <w:rFonts w:ascii="Times New Roman" w:hAnsi="Times New Roman" w:cs="Times New Roman"/>
+          <w:sz w:val="22"/>
+          <w:szCs w:val="22"/>
+        </w:rPr>
         <w:t xml:space="preserve"> and </w:t>
       </w:r>
       <w:r>
@@ -2033,7 +2511,23 @@
           <w:sz w:val="22"/>
           <w:szCs w:val="22"/>
         </w:rPr>
-        <w:t>of all associated tweets</w:t>
+        <w:t xml:space="preserve">of all </w:t>
+      </w:r>
+      <w:r>
+        <w:rPr>
+          <w:rFonts w:ascii="Times New Roman" w:hAnsi="Times New Roman" w:cs="Times New Roman"/>
+          <w:sz w:val="22"/>
+          <w:szCs w:val="22"/>
+        </w:rPr>
+        <w:t>related terms’</w:t>
+      </w:r>
+      <w:r>
+        <w:rPr>
+          <w:rFonts w:ascii="Times New Roman" w:hAnsi="Times New Roman" w:cs="Times New Roman"/>
+          <w:sz w:val="22"/>
+          <w:szCs w:val="22"/>
+        </w:rPr>
+        <w:t xml:space="preserve"> tweets</w:t>
       </w:r>
       <w:r>
         <w:rPr>
@@ -2049,57 +2543,127 @@
           <w:sz w:val="22"/>
           <w:szCs w:val="22"/>
         </w:rPr>
-        <w:t xml:space="preserve">The only other common analog of fentanyl discussed was </w:t>
-      </w:r>
-      <w:proofErr w:type="spellStart"/>
-      <w:r>
-        <w:rPr>
-          <w:rFonts w:ascii="Times New Roman" w:hAnsi="Times New Roman" w:cs="Times New Roman"/>
-          <w:sz w:val="22"/>
-          <w:szCs w:val="22"/>
-        </w:rPr>
-        <w:t>carfentanil</w:t>
-      </w:r>
-      <w:proofErr w:type="spellEnd"/>
-      <w:r>
-        <w:rPr>
-          <w:rFonts w:ascii="Times New Roman" w:hAnsi="Times New Roman" w:cs="Times New Roman"/>
-          <w:sz w:val="22"/>
-          <w:szCs w:val="22"/>
-        </w:rPr>
-        <w:t xml:space="preserve">, which </w:t>
-      </w:r>
-      <w:r>
-        <w:rPr>
-          <w:rFonts w:ascii="Times New Roman" w:hAnsi="Times New Roman" w:cs="Times New Roman"/>
-          <w:sz w:val="22"/>
-          <w:szCs w:val="22"/>
-        </w:rPr>
-        <w:t xml:space="preserve">appeared in 1,208 tweets (1.31% of </w:t>
-      </w:r>
-      <w:r>
-        <w:rPr>
-          <w:rFonts w:ascii="Times New Roman" w:hAnsi="Times New Roman" w:cs="Times New Roman"/>
-          <w:sz w:val="22"/>
-          <w:szCs w:val="22"/>
-        </w:rPr>
-        <w:t xml:space="preserve">fentanyl-associated tweets). </w:t>
-      </w:r>
-      <w:r>
-        <w:rPr>
-          <w:rFonts w:ascii="Times New Roman" w:hAnsi="Times New Roman" w:cs="Times New Roman"/>
-          <w:sz w:val="22"/>
-          <w:szCs w:val="22"/>
-        </w:rPr>
-        <w:t xml:space="preserve">After this, the next most common analogs of fentanyl discussed were sufentanil (28 tweets), </w:t>
-      </w:r>
-      <w:r>
-        <w:rPr>
-          <w:rFonts w:ascii="Times New Roman" w:hAnsi="Times New Roman" w:cs="Times New Roman"/>
-          <w:sz w:val="22"/>
-          <w:szCs w:val="22"/>
-        </w:rPr>
-        <w:t>alfentanil (26 tweets), and remifentanil (26 tweets).</w:t>
+        <w:t xml:space="preserve">The </w:t>
+      </w:r>
+      <w:r>
+        <w:rPr>
+          <w:rFonts w:ascii="Times New Roman" w:hAnsi="Times New Roman" w:cs="Times New Roman"/>
+          <w:sz w:val="22"/>
+          <w:szCs w:val="22"/>
+        </w:rPr>
+        <w:t>most</w:t>
+      </w:r>
+      <w:r>
+        <w:rPr>
+          <w:rFonts w:ascii="Times New Roman" w:hAnsi="Times New Roman" w:cs="Times New Roman"/>
+          <w:sz w:val="22"/>
+          <w:szCs w:val="22"/>
+        </w:rPr>
+        <w:t xml:space="preserve"> common</w:t>
+      </w:r>
+      <w:r>
+        <w:rPr>
+          <w:rFonts w:ascii="Times New Roman" w:hAnsi="Times New Roman" w:cs="Times New Roman"/>
+          <w:sz w:val="22"/>
+          <w:szCs w:val="22"/>
+        </w:rPr>
+        <w:t>ly discussed</w:t>
+      </w:r>
+      <w:r>
+        <w:rPr>
+          <w:rFonts w:ascii="Times New Roman" w:hAnsi="Times New Roman" w:cs="Times New Roman"/>
+          <w:sz w:val="22"/>
+          <w:szCs w:val="22"/>
+        </w:rPr>
+        <w:t xml:space="preserve"> analog of fentanyl was carfentanil, </w:t>
+      </w:r>
+      <w:r>
+        <w:rPr>
+          <w:rFonts w:ascii="Times New Roman" w:hAnsi="Times New Roman" w:cs="Times New Roman"/>
+          <w:sz w:val="22"/>
+          <w:szCs w:val="22"/>
+        </w:rPr>
+        <w:t>appearing</w:t>
+      </w:r>
+      <w:r>
+        <w:rPr>
+          <w:rFonts w:ascii="Times New Roman" w:hAnsi="Times New Roman" w:cs="Times New Roman"/>
+          <w:sz w:val="22"/>
+          <w:szCs w:val="22"/>
+        </w:rPr>
+        <w:t xml:space="preserve"> in 1,208 tweets (1.31% of </w:t>
+      </w:r>
+      <w:r>
+        <w:rPr>
+          <w:rFonts w:ascii="Times New Roman" w:hAnsi="Times New Roman" w:cs="Times New Roman"/>
+          <w:sz w:val="22"/>
+          <w:szCs w:val="22"/>
+        </w:rPr>
+        <w:t xml:space="preserve">all </w:t>
+      </w:r>
+      <w:r>
+        <w:rPr>
+          <w:rFonts w:ascii="Times New Roman" w:hAnsi="Times New Roman" w:cs="Times New Roman"/>
+          <w:sz w:val="22"/>
+          <w:szCs w:val="22"/>
+        </w:rPr>
+        <w:t>fentanyl-</w:t>
+      </w:r>
+      <w:r>
+        <w:rPr>
+          <w:rFonts w:ascii="Times New Roman" w:hAnsi="Times New Roman" w:cs="Times New Roman"/>
+          <w:sz w:val="22"/>
+          <w:szCs w:val="22"/>
+        </w:rPr>
+        <w:t xml:space="preserve">related </w:t>
+      </w:r>
+      <w:r>
+        <w:rPr>
+          <w:rFonts w:ascii="Times New Roman" w:hAnsi="Times New Roman" w:cs="Times New Roman"/>
+          <w:sz w:val="22"/>
+          <w:szCs w:val="22"/>
+        </w:rPr>
+        <w:t xml:space="preserve">terms’ </w:t>
+      </w:r>
+      <w:r>
+        <w:rPr>
+          <w:rFonts w:ascii="Times New Roman" w:hAnsi="Times New Roman" w:cs="Times New Roman"/>
+          <w:sz w:val="22"/>
+          <w:szCs w:val="22"/>
+        </w:rPr>
+        <w:t xml:space="preserve">tweets). </w:t>
+      </w:r>
+      <w:r>
+        <w:rPr>
+          <w:rFonts w:ascii="Times New Roman" w:hAnsi="Times New Roman" w:cs="Times New Roman"/>
+          <w:sz w:val="22"/>
+          <w:szCs w:val="22"/>
+        </w:rPr>
+        <w:t xml:space="preserve">After this, the next most common analogs of fentanyl discussed were sufentanil, </w:t>
+      </w:r>
+      <w:r>
+        <w:rPr>
+          <w:rFonts w:ascii="Times New Roman" w:hAnsi="Times New Roman" w:cs="Times New Roman"/>
+          <w:sz w:val="22"/>
+          <w:szCs w:val="22"/>
+        </w:rPr>
+        <w:t>alfentanil, and remifentanil (</w:t>
+      </w:r>
+      <w:r>
+        <w:rPr>
+          <w:rFonts w:ascii="Times New Roman" w:hAnsi="Times New Roman" w:cs="Times New Roman"/>
+          <w:sz w:val="22"/>
+          <w:szCs w:val="22"/>
+        </w:rPr>
+        <w:t xml:space="preserve">28, 26, and </w:t>
+      </w:r>
+      <w:r>
+        <w:rPr>
+          <w:rFonts w:ascii="Times New Roman" w:hAnsi="Times New Roman" w:cs="Times New Roman"/>
+          <w:sz w:val="22"/>
+          <w:szCs w:val="22"/>
+        </w:rPr>
+        <w:t>26 tweets).</w:t>
       </w:r>
       <w:r>
         <w:rPr>
@@ -2409,6 +2973,7 @@
           <w:rFonts w:ascii="Times New Roman" w:hAnsi="Times New Roman" w:cs="Times New Roman"/>
           <w:sz w:val="22"/>
           <w:szCs w:val="22"/>
+          <w:u w:val="single"/>
         </w:rPr>
         <w:t xml:space="preserve">Figure </w:t>
       </w:r>
@@ -2418,6 +2983,7 @@
           <w:noProof/>
           <w:sz w:val="22"/>
           <w:szCs w:val="22"/>
+          <w:u w:val="single"/>
         </w:rPr>
         <w:t>2</w:t>
       </w:r>
@@ -2489,6 +3055,7 @@
           <w:rFonts w:ascii="Times New Roman" w:hAnsi="Times New Roman" w:cs="Times New Roman"/>
           <w:sz w:val="22"/>
           <w:szCs w:val="22"/>
+          <w:u w:val="single"/>
         </w:rPr>
         <w:t xml:space="preserve">Figure </w:t>
       </w:r>
@@ -2498,6 +3065,7 @@
           <w:noProof/>
           <w:sz w:val="22"/>
           <w:szCs w:val="22"/>
+          <w:u w:val="single"/>
         </w:rPr>
         <w:t>3</w:t>
       </w:r>
@@ -2534,24 +3102,31 @@
           <w:sz w:val="22"/>
           <w:szCs w:val="22"/>
         </w:rPr>
-        <w:t xml:space="preserve">Topics most associated with the word “fentanyl” </w:t>
-      </w:r>
-      <w:r>
-        <w:rPr>
-          <w:rFonts w:ascii="Times New Roman" w:hAnsi="Times New Roman" w:cs="Times New Roman"/>
-          <w:sz w:val="22"/>
-          <w:szCs w:val="22"/>
-        </w:rPr>
-        <w:t xml:space="preserve">were related </w:t>
-      </w:r>
-      <w:proofErr w:type="gramStart"/>
-      <w:r>
-        <w:rPr>
-          <w:rFonts w:ascii="Times New Roman" w:hAnsi="Times New Roman" w:cs="Times New Roman"/>
-          <w:sz w:val="22"/>
-          <w:szCs w:val="22"/>
-        </w:rPr>
-        <w:t>to</w:t>
+        <w:t xml:space="preserve">Topics </w:t>
+      </w:r>
+      <w:r>
+        <w:rPr>
+          <w:rFonts w:ascii="Times New Roman" w:hAnsi="Times New Roman" w:cs="Times New Roman"/>
+          <w:sz w:val="22"/>
+          <w:szCs w:val="22"/>
+        </w:rPr>
+        <w:t>closely</w:t>
+      </w:r>
+      <w:r>
+        <w:rPr>
+          <w:rFonts w:ascii="Times New Roman" w:hAnsi="Times New Roman" w:cs="Times New Roman"/>
+          <w:sz w:val="22"/>
+          <w:szCs w:val="22"/>
+        </w:rPr>
+        <w:t xml:space="preserve"> associated with fentanyl </w:t>
+      </w:r>
+      <w:r>
+        <w:rPr>
+          <w:rFonts w:ascii="Times New Roman" w:hAnsi="Times New Roman" w:cs="Times New Roman"/>
+          <w:sz w:val="22"/>
+          <w:szCs w:val="22"/>
+        </w:rPr>
+        <w:t>referred to</w:t>
       </w:r>
       <w:r>
         <w:rPr>
@@ -2561,7 +3136,6 @@
         </w:rPr>
         <w:t>:</w:t>
       </w:r>
-      <w:proofErr w:type="gramEnd"/>
       <w:r>
         <w:rPr>
           <w:rFonts w:ascii="Times New Roman" w:hAnsi="Times New Roman" w:cs="Times New Roman"/>
@@ -2706,7 +3280,23 @@
           <w:sz w:val="22"/>
           <w:szCs w:val="22"/>
         </w:rPr>
-        <w:t xml:space="preserve"> other drugs, such as “heroin,” “drug,” and “cocaine” (</w:t>
+        <w:t xml:space="preserve"> </w:t>
+      </w:r>
+      <w:r>
+        <w:rPr>
+          <w:rFonts w:ascii="Times New Roman" w:hAnsi="Times New Roman" w:cs="Times New Roman"/>
+          <w:sz w:val="22"/>
+          <w:szCs w:val="22"/>
+        </w:rPr>
+        <w:t xml:space="preserve">other </w:t>
+      </w:r>
+      <w:r>
+        <w:rPr>
+          <w:rFonts w:ascii="Times New Roman" w:hAnsi="Times New Roman" w:cs="Times New Roman"/>
+          <w:sz w:val="22"/>
+          <w:szCs w:val="22"/>
+        </w:rPr>
+        <w:t>drugs, such as “heroin,” “drug,” and “cocaine” (</w:t>
       </w:r>
       <w:r>
         <w:rPr>
@@ -2822,15 +3412,39 @@
           <w:sz w:val="22"/>
           <w:szCs w:val="22"/>
         </w:rPr>
-        <w:t xml:space="preserve">Topics most closely associated with the word “methadone” were </w:t>
-      </w:r>
-      <w:r>
-        <w:rPr>
-          <w:rFonts w:ascii="Times New Roman" w:hAnsi="Times New Roman" w:cs="Times New Roman"/>
-          <w:sz w:val="22"/>
-          <w:szCs w:val="22"/>
-        </w:rPr>
-        <w:t>primarily related to receiving treatment</w:t>
+        <w:t>T</w:t>
+      </w:r>
+      <w:r>
+        <w:rPr>
+          <w:rFonts w:ascii="Times New Roman" w:hAnsi="Times New Roman" w:cs="Times New Roman"/>
+          <w:sz w:val="22"/>
+          <w:szCs w:val="22"/>
+        </w:rPr>
+        <w:t xml:space="preserve">opics closely associated with methadone </w:t>
+      </w:r>
+      <w:r>
+        <w:rPr>
+          <w:rFonts w:ascii="Times New Roman" w:hAnsi="Times New Roman" w:cs="Times New Roman"/>
+          <w:sz w:val="22"/>
+          <w:szCs w:val="22"/>
+        </w:rPr>
+        <w:t>referred to</w:t>
+      </w:r>
+      <w:r>
+        <w:rPr>
+          <w:rFonts w:ascii="Times New Roman" w:hAnsi="Times New Roman" w:cs="Times New Roman"/>
+          <w:sz w:val="22"/>
+          <w:szCs w:val="22"/>
+        </w:rPr>
+        <w:t>:</w:t>
+      </w:r>
+      <w:r>
+        <w:rPr>
+          <w:rFonts w:ascii="Times New Roman" w:hAnsi="Times New Roman" w:cs="Times New Roman"/>
+          <w:sz w:val="22"/>
+          <w:szCs w:val="22"/>
+        </w:rPr>
+        <w:t xml:space="preserve"> receiving treatment</w:t>
       </w:r>
       <w:r>
         <w:rPr>
@@ -2846,7 +3460,119 @@
           <w:sz w:val="22"/>
           <w:szCs w:val="22"/>
         </w:rPr>
-        <w:t xml:space="preserve"> “clinic” (</w:t>
+        <w:t xml:space="preserve"> “clinic</w:t>
+      </w:r>
+      <w:r>
+        <w:rPr>
+          <w:rFonts w:ascii="Times New Roman" w:hAnsi="Times New Roman" w:cs="Times New Roman"/>
+          <w:sz w:val="22"/>
+          <w:szCs w:val="22"/>
+        </w:rPr>
+        <w:t>,</w:t>
+      </w:r>
+      <w:r>
+        <w:rPr>
+          <w:rFonts w:ascii="Times New Roman" w:hAnsi="Times New Roman" w:cs="Times New Roman"/>
+          <w:sz w:val="22"/>
+          <w:szCs w:val="22"/>
+        </w:rPr>
+        <w:t>”</w:t>
+      </w:r>
+      <w:r>
+        <w:rPr>
+          <w:rFonts w:ascii="Times New Roman" w:hAnsi="Times New Roman" w:cs="Times New Roman"/>
+          <w:sz w:val="22"/>
+          <w:szCs w:val="22"/>
+        </w:rPr>
+        <w:t xml:space="preserve"> </w:t>
+      </w:r>
+      <w:r>
+        <w:rPr>
+          <w:rFonts w:ascii="Times New Roman" w:hAnsi="Times New Roman" w:cs="Times New Roman"/>
+          <w:sz w:val="22"/>
+          <w:szCs w:val="22"/>
+        </w:rPr>
+        <w:t>“treatment</w:t>
+      </w:r>
+      <w:r>
+        <w:rPr>
+          <w:rFonts w:ascii="Times New Roman" w:hAnsi="Times New Roman" w:cs="Times New Roman"/>
+          <w:sz w:val="22"/>
+          <w:szCs w:val="22"/>
+        </w:rPr>
+        <w:t>,</w:t>
+      </w:r>
+      <w:r>
+        <w:rPr>
+          <w:rFonts w:ascii="Times New Roman" w:hAnsi="Times New Roman" w:cs="Times New Roman"/>
+          <w:sz w:val="22"/>
+          <w:szCs w:val="22"/>
+        </w:rPr>
+        <w:t>”</w:t>
+      </w:r>
+      <w:r>
+        <w:rPr>
+          <w:rFonts w:ascii="Times New Roman" w:hAnsi="Times New Roman" w:cs="Times New Roman"/>
+          <w:sz w:val="22"/>
+          <w:szCs w:val="22"/>
+        </w:rPr>
+        <w:t xml:space="preserve"> </w:t>
+      </w:r>
+      <w:r>
+        <w:rPr>
+          <w:rFonts w:ascii="Times New Roman" w:hAnsi="Times New Roman" w:cs="Times New Roman"/>
+          <w:sz w:val="22"/>
+          <w:szCs w:val="22"/>
+        </w:rPr>
+        <w:t>“program</w:t>
+      </w:r>
+      <w:r>
+        <w:rPr>
+          <w:rFonts w:ascii="Times New Roman" w:hAnsi="Times New Roman" w:cs="Times New Roman"/>
+          <w:sz w:val="22"/>
+          <w:szCs w:val="22"/>
+        </w:rPr>
+        <w:t>,</w:t>
+      </w:r>
+      <w:r>
+        <w:rPr>
+          <w:rFonts w:ascii="Times New Roman" w:hAnsi="Times New Roman" w:cs="Times New Roman"/>
+          <w:sz w:val="22"/>
+          <w:szCs w:val="22"/>
+        </w:rPr>
+        <w:t>” “daily</w:t>
+      </w:r>
+      <w:r>
+        <w:rPr>
+          <w:rFonts w:ascii="Times New Roman" w:hAnsi="Times New Roman" w:cs="Times New Roman"/>
+          <w:sz w:val="22"/>
+          <w:szCs w:val="22"/>
+        </w:rPr>
+        <w:t>,</w:t>
+      </w:r>
+      <w:r>
+        <w:rPr>
+          <w:rFonts w:ascii="Times New Roman" w:hAnsi="Times New Roman" w:cs="Times New Roman"/>
+          <w:sz w:val="22"/>
+          <w:szCs w:val="22"/>
+        </w:rPr>
+        <w:t xml:space="preserve">” </w:t>
+      </w:r>
+      <w:r>
+        <w:rPr>
+          <w:rFonts w:ascii="Times New Roman" w:hAnsi="Times New Roman" w:cs="Times New Roman"/>
+          <w:sz w:val="22"/>
+          <w:szCs w:val="22"/>
+        </w:rPr>
+        <w:t>“access,” and “patient”</w:t>
+      </w:r>
+      <w:r>
+        <w:rPr>
+          <w:rFonts w:ascii="Times New Roman" w:hAnsi="Times New Roman" w:cs="Times New Roman"/>
+          <w:sz w:val="22"/>
+          <w:szCs w:val="22"/>
+        </w:rPr>
+        <w:t xml:space="preserve"> (</w:t>
       </w:r>
       <w:r>
         <w:rPr>
@@ -2864,7 +3590,63 @@
           <w:sz w:val="22"/>
           <w:szCs w:val="22"/>
         </w:rPr>
-        <w:t xml:space="preserve"> = 0.33), “treatment” (</w:t>
+        <w:t xml:space="preserve"> = 0.33</w:t>
+      </w:r>
+      <w:r>
+        <w:rPr>
+          <w:rFonts w:ascii="Times New Roman" w:hAnsi="Times New Roman" w:cs="Times New Roman"/>
+          <w:sz w:val="22"/>
+          <w:szCs w:val="22"/>
+        </w:rPr>
+        <w:t>, 0.19, 0.10, 0.09, 0.08, 0.08</w:t>
+      </w:r>
+      <w:r>
+        <w:rPr>
+          <w:rFonts w:ascii="Times New Roman" w:hAnsi="Times New Roman" w:cs="Times New Roman"/>
+          <w:sz w:val="22"/>
+          <w:szCs w:val="22"/>
+        </w:rPr>
+        <w:t>)</w:t>
+      </w:r>
+      <w:r>
+        <w:rPr>
+          <w:rFonts w:ascii="Times New Roman" w:hAnsi="Times New Roman" w:cs="Times New Roman"/>
+          <w:sz w:val="22"/>
+          <w:szCs w:val="22"/>
+        </w:rPr>
+        <w:t xml:space="preserve">; </w:t>
+      </w:r>
+      <w:r>
+        <w:rPr>
+          <w:rFonts w:ascii="Times New Roman" w:hAnsi="Times New Roman" w:cs="Times New Roman"/>
+          <w:sz w:val="22"/>
+          <w:szCs w:val="22"/>
+        </w:rPr>
+        <w:t>alternative</w:t>
+      </w:r>
+      <w:r>
+        <w:rPr>
+          <w:rFonts w:ascii="Times New Roman" w:hAnsi="Times New Roman" w:cs="Times New Roman"/>
+          <w:sz w:val="22"/>
+          <w:szCs w:val="22"/>
+        </w:rPr>
+        <w:t xml:space="preserve"> </w:t>
+      </w:r>
+      <w:r>
+        <w:rPr>
+          <w:rFonts w:ascii="Times New Roman" w:hAnsi="Times New Roman" w:cs="Times New Roman"/>
+          <w:sz w:val="22"/>
+          <w:szCs w:val="22"/>
+        </w:rPr>
+        <w:t>regimens, such as</w:t>
+      </w:r>
+      <w:r>
+        <w:rPr>
+          <w:rFonts w:ascii="Times New Roman" w:hAnsi="Times New Roman" w:cs="Times New Roman"/>
+          <w:sz w:val="22"/>
+          <w:szCs w:val="22"/>
+        </w:rPr>
+        <w:t xml:space="preserve"> “buprenorphine” and “withdraw” (</w:t>
       </w:r>
       <w:r>
         <w:rPr>
@@ -2882,7 +3664,55 @@
           <w:sz w:val="22"/>
           <w:szCs w:val="22"/>
         </w:rPr>
-        <w:t xml:space="preserve"> = 0.19), “program” (</w:t>
+        <w:t xml:space="preserve"> = </w:t>
+      </w:r>
+      <w:r>
+        <w:rPr>
+          <w:rFonts w:ascii="Times New Roman" w:hAnsi="Times New Roman" w:cs="Times New Roman"/>
+          <w:sz w:val="22"/>
+          <w:szCs w:val="22"/>
+        </w:rPr>
+        <w:t xml:space="preserve">0.14, </w:t>
+      </w:r>
+      <w:r>
+        <w:rPr>
+          <w:rFonts w:ascii="Times New Roman" w:hAnsi="Times New Roman" w:cs="Times New Roman"/>
+          <w:sz w:val="22"/>
+          <w:szCs w:val="22"/>
+        </w:rPr>
+        <w:t>0.09)</w:t>
+      </w:r>
+      <w:r>
+        <w:rPr>
+          <w:rFonts w:ascii="Times New Roman" w:hAnsi="Times New Roman" w:cs="Times New Roman"/>
+          <w:sz w:val="22"/>
+          <w:szCs w:val="22"/>
+        </w:rPr>
+        <w:t>;</w:t>
+      </w:r>
+      <w:r>
+        <w:rPr>
+          <w:rFonts w:ascii="Times New Roman" w:hAnsi="Times New Roman" w:cs="Times New Roman"/>
+          <w:sz w:val="22"/>
+          <w:szCs w:val="22"/>
+        </w:rPr>
+        <w:t xml:space="preserve"> </w:t>
+      </w:r>
+      <w:r>
+        <w:rPr>
+          <w:rFonts w:ascii="Times New Roman" w:hAnsi="Times New Roman" w:cs="Times New Roman"/>
+          <w:sz w:val="22"/>
+          <w:szCs w:val="22"/>
+        </w:rPr>
+        <w:t>and also</w:t>
+      </w:r>
+      <w:r>
+        <w:rPr>
+          <w:rFonts w:ascii="Times New Roman" w:hAnsi="Times New Roman" w:cs="Times New Roman"/>
+          <w:sz w:val="22"/>
+          <w:szCs w:val="22"/>
+        </w:rPr>
+        <w:t xml:space="preserve"> the label “addict” (</w:t>
       </w:r>
       <w:r>
         <w:rPr>
@@ -2900,15 +3730,23 @@
           <w:sz w:val="22"/>
           <w:szCs w:val="22"/>
         </w:rPr>
-        <w:t xml:space="preserve"> = </w:t>
-      </w:r>
-      <w:r>
-        <w:rPr>
-          <w:rFonts w:ascii="Times New Roman" w:hAnsi="Times New Roman" w:cs="Times New Roman"/>
-          <w:sz w:val="22"/>
-          <w:szCs w:val="22"/>
-        </w:rPr>
-        <w:t>0.10), “daily” (</w:t>
+        <w:t xml:space="preserve"> = 0.13). </w:t>
+      </w:r>
+      <w:r>
+        <w:rPr>
+          <w:rFonts w:ascii="Times New Roman" w:hAnsi="Times New Roman" w:cs="Times New Roman"/>
+          <w:sz w:val="22"/>
+          <w:szCs w:val="22"/>
+        </w:rPr>
+        <w:t xml:space="preserve">Topics most closely associated with Suboxone </w:t>
+      </w:r>
+      <w:r>
+        <w:rPr>
+          <w:rFonts w:ascii="Times New Roman" w:hAnsi="Times New Roman" w:cs="Times New Roman"/>
+          <w:sz w:val="22"/>
+          <w:szCs w:val="22"/>
+        </w:rPr>
+        <w:t>overlapped with those associated with methadone, including “addict,” “buprenorphine,” and “bupe” (</w:t>
       </w:r>
       <w:r>
         <w:rPr>
@@ -2926,7 +3764,47 @@
           <w:sz w:val="22"/>
           <w:szCs w:val="22"/>
         </w:rPr>
-        <w:t xml:space="preserve"> = 0.09), “access” (</w:t>
+        <w:t xml:space="preserve"> = 0.</w:t>
+      </w:r>
+      <w:r>
+        <w:rPr>
+          <w:rFonts w:ascii="Times New Roman" w:hAnsi="Times New Roman" w:cs="Times New Roman"/>
+          <w:sz w:val="22"/>
+          <w:szCs w:val="22"/>
+        </w:rPr>
+        <w:t xml:space="preserve">17, 0.13, 0.12), but also </w:t>
+      </w:r>
+      <w:r>
+        <w:rPr>
+          <w:rFonts w:ascii="Times New Roman" w:hAnsi="Times New Roman" w:cs="Times New Roman"/>
+          <w:sz w:val="22"/>
+          <w:szCs w:val="22"/>
+        </w:rPr>
+        <w:t>included the term</w:t>
+      </w:r>
+      <w:r>
+        <w:rPr>
+          <w:rFonts w:ascii="Times New Roman" w:hAnsi="Times New Roman" w:cs="Times New Roman"/>
+          <w:sz w:val="22"/>
+          <w:szCs w:val="22"/>
+        </w:rPr>
+        <w:t xml:space="preserve"> “pain”</w:t>
+      </w:r>
+      <w:r>
+        <w:rPr>
+          <w:rFonts w:ascii="Times New Roman" w:hAnsi="Times New Roman" w:cs="Times New Roman"/>
+          <w:sz w:val="22"/>
+          <w:szCs w:val="22"/>
+        </w:rPr>
+        <w:t xml:space="preserve"> </w:t>
+      </w:r>
+      <w:r>
+        <w:rPr>
+          <w:rFonts w:ascii="Times New Roman" w:hAnsi="Times New Roman" w:cs="Times New Roman"/>
+          <w:sz w:val="22"/>
+          <w:szCs w:val="22"/>
+        </w:rPr>
+        <w:t>(</w:t>
       </w:r>
       <w:r>
         <w:rPr>
@@ -2944,204 +3822,6 @@
           <w:sz w:val="22"/>
           <w:szCs w:val="22"/>
         </w:rPr>
-        <w:t xml:space="preserve"> = 0.08), and “patient” (</w:t>
-      </w:r>
-      <w:r>
-        <w:rPr>
-          <w:rFonts w:ascii="Times New Roman" w:hAnsi="Times New Roman" w:cs="Times New Roman"/>
-          <w:i/>
-          <w:iCs/>
-          <w:sz w:val="22"/>
-          <w:szCs w:val="22"/>
-        </w:rPr>
-        <w:t>r</w:t>
-      </w:r>
-      <w:r>
-        <w:rPr>
-          <w:rFonts w:ascii="Times New Roman" w:hAnsi="Times New Roman" w:cs="Times New Roman"/>
-          <w:sz w:val="22"/>
-          <w:szCs w:val="22"/>
-        </w:rPr>
-        <w:t xml:space="preserve"> = 0.08); however, other </w:t>
-      </w:r>
-      <w:r>
-        <w:rPr>
-          <w:rFonts w:ascii="Times New Roman" w:hAnsi="Times New Roman" w:cs="Times New Roman"/>
-          <w:sz w:val="22"/>
-          <w:szCs w:val="22"/>
-        </w:rPr>
-        <w:t>notable highly associated terms suggest discussion of alternatives including “buprenorphine” (</w:t>
-      </w:r>
-      <w:r>
-        <w:rPr>
-          <w:rFonts w:ascii="Times New Roman" w:hAnsi="Times New Roman" w:cs="Times New Roman"/>
-          <w:i/>
-          <w:iCs/>
-          <w:sz w:val="22"/>
-          <w:szCs w:val="22"/>
-        </w:rPr>
-        <w:t>r</w:t>
-      </w:r>
-      <w:r>
-        <w:rPr>
-          <w:rFonts w:ascii="Times New Roman" w:hAnsi="Times New Roman" w:cs="Times New Roman"/>
-          <w:sz w:val="22"/>
-          <w:szCs w:val="22"/>
-        </w:rPr>
-        <w:t xml:space="preserve"> = 0.14) and “withdraw” (</w:t>
-      </w:r>
-      <w:r>
-        <w:rPr>
-          <w:rFonts w:ascii="Times New Roman" w:hAnsi="Times New Roman" w:cs="Times New Roman"/>
-          <w:i/>
-          <w:iCs/>
-          <w:sz w:val="22"/>
-          <w:szCs w:val="22"/>
-        </w:rPr>
-        <w:t>r</w:t>
-      </w:r>
-      <w:r>
-        <w:rPr>
-          <w:rFonts w:ascii="Times New Roman" w:hAnsi="Times New Roman" w:cs="Times New Roman"/>
-          <w:sz w:val="22"/>
-          <w:szCs w:val="22"/>
-        </w:rPr>
-        <w:t xml:space="preserve"> = 0.09)</w:t>
-      </w:r>
-      <w:r>
-        <w:rPr>
-          <w:rFonts w:ascii="Times New Roman" w:hAnsi="Times New Roman" w:cs="Times New Roman"/>
-          <w:sz w:val="22"/>
-          <w:szCs w:val="22"/>
-        </w:rPr>
-        <w:t xml:space="preserve"> as well as the label “addict” (</w:t>
-      </w:r>
-      <w:r>
-        <w:rPr>
-          <w:rFonts w:ascii="Times New Roman" w:hAnsi="Times New Roman" w:cs="Times New Roman"/>
-          <w:i/>
-          <w:iCs/>
-          <w:sz w:val="22"/>
-          <w:szCs w:val="22"/>
-        </w:rPr>
-        <w:t>r</w:t>
-      </w:r>
-      <w:r>
-        <w:rPr>
-          <w:rFonts w:ascii="Times New Roman" w:hAnsi="Times New Roman" w:cs="Times New Roman"/>
-          <w:sz w:val="22"/>
-          <w:szCs w:val="22"/>
-        </w:rPr>
-        <w:t xml:space="preserve"> = 0.13). </w:t>
-      </w:r>
-      <w:r>
-        <w:rPr>
-          <w:rFonts w:ascii="Times New Roman" w:hAnsi="Times New Roman" w:cs="Times New Roman"/>
-          <w:sz w:val="22"/>
-          <w:szCs w:val="22"/>
-        </w:rPr>
-        <w:t xml:space="preserve">Topics most closely associated with the word “Suboxone” </w:t>
-      </w:r>
-      <w:r>
-        <w:rPr>
-          <w:rFonts w:ascii="Times New Roman" w:hAnsi="Times New Roman" w:cs="Times New Roman"/>
-          <w:sz w:val="22"/>
-          <w:szCs w:val="22"/>
-        </w:rPr>
-        <w:t>overlapped with those associated with “methadone,” including “addict,” “buprenorphine,” and “</w:t>
-      </w:r>
-      <w:proofErr w:type="spellStart"/>
-      <w:r>
-        <w:rPr>
-          <w:rFonts w:ascii="Times New Roman" w:hAnsi="Times New Roman" w:cs="Times New Roman"/>
-          <w:sz w:val="22"/>
-          <w:szCs w:val="22"/>
-        </w:rPr>
-        <w:t>bupe</w:t>
-      </w:r>
-      <w:proofErr w:type="spellEnd"/>
-      <w:r>
-        <w:rPr>
-          <w:rFonts w:ascii="Times New Roman" w:hAnsi="Times New Roman" w:cs="Times New Roman"/>
-          <w:sz w:val="22"/>
-          <w:szCs w:val="22"/>
-        </w:rPr>
-        <w:t>” (</w:t>
-      </w:r>
-      <w:r>
-        <w:rPr>
-          <w:rFonts w:ascii="Times New Roman" w:hAnsi="Times New Roman" w:cs="Times New Roman"/>
-          <w:i/>
-          <w:iCs/>
-          <w:sz w:val="22"/>
-          <w:szCs w:val="22"/>
-        </w:rPr>
-        <w:t>r</w:t>
-      </w:r>
-      <w:r>
-        <w:rPr>
-          <w:rFonts w:ascii="Times New Roman" w:hAnsi="Times New Roman" w:cs="Times New Roman"/>
-          <w:sz w:val="22"/>
-          <w:szCs w:val="22"/>
-        </w:rPr>
-        <w:t xml:space="preserve"> = 0.</w:t>
-      </w:r>
-      <w:r>
-        <w:rPr>
-          <w:rFonts w:ascii="Times New Roman" w:hAnsi="Times New Roman" w:cs="Times New Roman"/>
-          <w:sz w:val="22"/>
-          <w:szCs w:val="22"/>
-        </w:rPr>
-        <w:t xml:space="preserve">17, 0.13, 0.12), but also </w:t>
-      </w:r>
-      <w:r>
-        <w:rPr>
-          <w:rFonts w:ascii="Times New Roman" w:hAnsi="Times New Roman" w:cs="Times New Roman"/>
-          <w:sz w:val="22"/>
-          <w:szCs w:val="22"/>
-        </w:rPr>
-        <w:t>included the term</w:t>
-      </w:r>
-      <w:r>
-        <w:rPr>
-          <w:rFonts w:ascii="Times New Roman" w:hAnsi="Times New Roman" w:cs="Times New Roman"/>
-          <w:sz w:val="22"/>
-          <w:szCs w:val="22"/>
-        </w:rPr>
-        <w:t xml:space="preserve"> “pain”</w:t>
-      </w:r>
-      <w:r>
-        <w:rPr>
-          <w:rFonts w:ascii="Times New Roman" w:hAnsi="Times New Roman" w:cs="Times New Roman"/>
-          <w:sz w:val="22"/>
-          <w:szCs w:val="22"/>
-        </w:rPr>
-        <w:t xml:space="preserve"> </w:t>
-      </w:r>
-      <w:r>
-        <w:rPr>
-          <w:rFonts w:ascii="Times New Roman" w:hAnsi="Times New Roman" w:cs="Times New Roman"/>
-          <w:sz w:val="22"/>
-          <w:szCs w:val="22"/>
-        </w:rPr>
-        <w:t>(</w:t>
-      </w:r>
-      <w:r>
-        <w:rPr>
-          <w:rFonts w:ascii="Times New Roman" w:hAnsi="Times New Roman" w:cs="Times New Roman"/>
-          <w:i/>
-          <w:iCs/>
-          <w:sz w:val="22"/>
-          <w:szCs w:val="22"/>
-        </w:rPr>
-        <w:t>r</w:t>
-      </w:r>
-      <w:r>
-        <w:rPr>
-          <w:rFonts w:ascii="Times New Roman" w:hAnsi="Times New Roman" w:cs="Times New Roman"/>
-          <w:sz w:val="22"/>
-          <w:szCs w:val="22"/>
-        </w:rPr>
         <w:t xml:space="preserve"> = </w:t>
       </w:r>
       <w:r>
@@ -3158,103 +3838,31 @@
           <w:sz w:val="22"/>
           <w:szCs w:val="22"/>
         </w:rPr>
-        <w:t xml:space="preserve"> and included several Twitter handles such as “</w:t>
-      </w:r>
-      <w:proofErr w:type="spellStart"/>
-      <w:r>
-        <w:rPr>
-          <w:rFonts w:ascii="Times New Roman" w:hAnsi="Times New Roman" w:cs="Times New Roman"/>
-          <w:sz w:val="22"/>
-          <w:szCs w:val="22"/>
-        </w:rPr>
-        <w:t>danlairdmd</w:t>
-      </w:r>
-      <w:proofErr w:type="spellEnd"/>
-      <w:r>
-        <w:rPr>
-          <w:rFonts w:ascii="Times New Roman" w:hAnsi="Times New Roman" w:cs="Times New Roman"/>
-          <w:sz w:val="22"/>
-          <w:szCs w:val="22"/>
-        </w:rPr>
-        <w:t xml:space="preserve">,” </w:t>
-      </w:r>
-      <w:r>
-        <w:rPr>
-          <w:rFonts w:ascii="Times New Roman" w:hAnsi="Times New Roman" w:cs="Times New Roman"/>
-          <w:sz w:val="22"/>
-          <w:szCs w:val="22"/>
-        </w:rPr>
-        <w:t>“</w:t>
-      </w:r>
-      <w:proofErr w:type="spellStart"/>
-      <w:r>
-        <w:rPr>
-          <w:rFonts w:ascii="Times New Roman" w:hAnsi="Times New Roman" w:cs="Times New Roman"/>
-          <w:sz w:val="22"/>
-          <w:szCs w:val="22"/>
-        </w:rPr>
-        <w:t>fightpaindaily</w:t>
-      </w:r>
-      <w:proofErr w:type="spellEnd"/>
-      <w:r>
-        <w:rPr>
-          <w:rFonts w:ascii="Times New Roman" w:hAnsi="Times New Roman" w:cs="Times New Roman"/>
-          <w:sz w:val="22"/>
-          <w:szCs w:val="22"/>
-        </w:rPr>
-        <w:t xml:space="preserve">,” </w:t>
-      </w:r>
-      <w:r>
-        <w:rPr>
-          <w:rFonts w:ascii="Times New Roman" w:hAnsi="Times New Roman" w:cs="Times New Roman"/>
-          <w:sz w:val="22"/>
-          <w:szCs w:val="22"/>
-        </w:rPr>
-        <w:t>“</w:t>
-      </w:r>
-      <w:proofErr w:type="spellStart"/>
-      <w:r>
-        <w:rPr>
-          <w:rFonts w:ascii="Times New Roman" w:hAnsi="Times New Roman" w:cs="Times New Roman"/>
-          <w:sz w:val="22"/>
-          <w:szCs w:val="22"/>
-        </w:rPr>
-        <w:t>process_x</w:t>
-      </w:r>
-      <w:proofErr w:type="spellEnd"/>
-      <w:r>
-        <w:rPr>
-          <w:rFonts w:ascii="Times New Roman" w:hAnsi="Times New Roman" w:cs="Times New Roman"/>
-          <w:sz w:val="22"/>
-          <w:szCs w:val="22"/>
-        </w:rPr>
-        <w:t xml:space="preserve">,” </w:t>
-      </w:r>
-      <w:r>
-        <w:rPr>
-          <w:rFonts w:ascii="Times New Roman" w:hAnsi="Times New Roman" w:cs="Times New Roman"/>
-          <w:sz w:val="22"/>
-          <w:szCs w:val="22"/>
-        </w:rPr>
-        <w:t>and “</w:t>
-      </w:r>
-      <w:proofErr w:type="spellStart"/>
-      <w:r>
-        <w:rPr>
-          <w:rFonts w:ascii="Times New Roman" w:hAnsi="Times New Roman" w:cs="Times New Roman"/>
-          <w:sz w:val="22"/>
-          <w:szCs w:val="22"/>
-        </w:rPr>
-        <w:t>ravensspirit</w:t>
-      </w:r>
-      <w:proofErr w:type="spellEnd"/>
-      <w:r>
-        <w:rPr>
-          <w:rFonts w:ascii="Times New Roman" w:hAnsi="Times New Roman" w:cs="Times New Roman"/>
-          <w:sz w:val="22"/>
-          <w:szCs w:val="22"/>
-        </w:rPr>
-        <w:t>” (</w:t>
+        <w:t xml:space="preserve"> and included several Twitter handles such as “danlairdmd,” </w:t>
+      </w:r>
+      <w:r>
+        <w:rPr>
+          <w:rFonts w:ascii="Times New Roman" w:hAnsi="Times New Roman" w:cs="Times New Roman"/>
+          <w:sz w:val="22"/>
+          <w:szCs w:val="22"/>
+        </w:rPr>
+        <w:t xml:space="preserve">“fightpaindaily,” </w:t>
+      </w:r>
+      <w:r>
+        <w:rPr>
+          <w:rFonts w:ascii="Times New Roman" w:hAnsi="Times New Roman" w:cs="Times New Roman"/>
+          <w:sz w:val="22"/>
+          <w:szCs w:val="22"/>
+        </w:rPr>
+        <w:t xml:space="preserve">“process_x,” </w:t>
+      </w:r>
+      <w:r>
+        <w:rPr>
+          <w:rFonts w:ascii="Times New Roman" w:hAnsi="Times New Roman" w:cs="Times New Roman"/>
+          <w:sz w:val="22"/>
+          <w:szCs w:val="22"/>
+        </w:rPr>
+        <w:t>and “ravensspirit” (</w:t>
       </w:r>
       <w:r>
         <w:rPr>
@@ -3323,7 +3931,31 @@
           <w:sz w:val="22"/>
           <w:szCs w:val="22"/>
         </w:rPr>
-        <w:t xml:space="preserve">was also analyzed. </w:t>
+        <w:t xml:space="preserve">was also </w:t>
+      </w:r>
+      <w:r>
+        <w:rPr>
+          <w:rFonts w:ascii="Times New Roman" w:hAnsi="Times New Roman" w:cs="Times New Roman"/>
+          <w:sz w:val="22"/>
+          <w:szCs w:val="22"/>
+        </w:rPr>
+        <w:t>reviewed</w:t>
+      </w:r>
+      <w:r>
+        <w:rPr>
+          <w:rFonts w:ascii="Times New Roman" w:hAnsi="Times New Roman" w:cs="Times New Roman"/>
+          <w:sz w:val="22"/>
+          <w:szCs w:val="22"/>
+        </w:rPr>
+        <w:t xml:space="preserve"> for each set</w:t>
+      </w:r>
+      <w:r>
+        <w:rPr>
+          <w:rFonts w:ascii="Times New Roman" w:hAnsi="Times New Roman" w:cs="Times New Roman"/>
+          <w:sz w:val="22"/>
+          <w:szCs w:val="22"/>
+        </w:rPr>
+        <w:t xml:space="preserve">. </w:t>
       </w:r>
       <w:r>
         <w:rPr>
@@ -3339,15 +3971,47 @@
           <w:sz w:val="22"/>
           <w:szCs w:val="22"/>
         </w:rPr>
-        <w:t>in Set 1 were also one of the ten most common bigrams in Set 2</w:t>
-      </w:r>
-      <w:r>
-        <w:rPr>
-          <w:rFonts w:ascii="Times New Roman" w:hAnsi="Times New Roman" w:cs="Times New Roman"/>
-          <w:sz w:val="22"/>
-          <w:szCs w:val="22"/>
-        </w:rPr>
-        <w:t>; the phrases “fentanyl patch” and “meth fentanyl” became</w:t>
+        <w:t xml:space="preserve">in Set 1 were also </w:t>
+      </w:r>
+      <w:r>
+        <w:rPr>
+          <w:rFonts w:ascii="Times New Roman" w:hAnsi="Times New Roman" w:cs="Times New Roman"/>
+          <w:sz w:val="22"/>
+          <w:szCs w:val="22"/>
+        </w:rPr>
+        <w:t>included in</w:t>
+      </w:r>
+      <w:r>
+        <w:rPr>
+          <w:rFonts w:ascii="Times New Roman" w:hAnsi="Times New Roman" w:cs="Times New Roman"/>
+          <w:sz w:val="22"/>
+          <w:szCs w:val="22"/>
+        </w:rPr>
+        <w:t xml:space="preserve"> the ten most common bigrams in Set 2</w:t>
+      </w:r>
+      <w:r>
+        <w:rPr>
+          <w:rFonts w:ascii="Times New Roman" w:hAnsi="Times New Roman" w:cs="Times New Roman"/>
+          <w:sz w:val="22"/>
+          <w:szCs w:val="22"/>
+        </w:rPr>
+        <w:t xml:space="preserve">; </w:t>
+      </w:r>
+      <w:r>
+        <w:rPr>
+          <w:rFonts w:ascii="Times New Roman" w:hAnsi="Times New Roman" w:cs="Times New Roman"/>
+          <w:sz w:val="22"/>
+          <w:szCs w:val="22"/>
+        </w:rPr>
+        <w:t xml:space="preserve">but </w:t>
+      </w:r>
+      <w:r>
+        <w:rPr>
+          <w:rFonts w:ascii="Times New Roman" w:hAnsi="Times New Roman" w:cs="Times New Roman"/>
+          <w:sz w:val="22"/>
+          <w:szCs w:val="22"/>
+        </w:rPr>
+        <w:t>the phrases “fentanyl patch” and “meth fentanyl” became</w:t>
       </w:r>
       <w:r>
         <w:rPr>
@@ -3401,6 +4065,7 @@
           <w:rFonts w:ascii="Times New Roman" w:hAnsi="Times New Roman" w:cs="Times New Roman"/>
           <w:sz w:val="22"/>
           <w:szCs w:val="22"/>
+          <w:u w:val="single"/>
         </w:rPr>
         <w:t xml:space="preserve">Figure </w:t>
       </w:r>
@@ -3410,6 +4075,7 @@
           <w:noProof/>
           <w:sz w:val="22"/>
           <w:szCs w:val="22"/>
+          <w:u w:val="single"/>
         </w:rPr>
         <w:t>4</w:t>
       </w:r>
@@ -3555,6 +4221,350 @@
           <w:szCs w:val="22"/>
         </w:rPr>
         <w:tab/>
+      </w:r>
+      <w:r>
+        <w:rPr>
+          <w:rFonts w:ascii="Times New Roman" w:hAnsi="Times New Roman" w:cs="Times New Roman"/>
+          <w:sz w:val="22"/>
+          <w:szCs w:val="22"/>
+        </w:rPr>
+        <w:t>This work</w:t>
+      </w:r>
+      <w:r>
+        <w:rPr>
+          <w:rFonts w:ascii="Times New Roman" w:hAnsi="Times New Roman" w:cs="Times New Roman"/>
+          <w:sz w:val="22"/>
+          <w:szCs w:val="22"/>
+        </w:rPr>
+        <w:t xml:space="preserve"> shows that in our sample of tweets, fentanyl is much more commonly discussed than methadone</w:t>
+      </w:r>
+      <w:r>
+        <w:rPr>
+          <w:rFonts w:ascii="Times New Roman" w:hAnsi="Times New Roman" w:cs="Times New Roman"/>
+          <w:sz w:val="22"/>
+          <w:szCs w:val="22"/>
+        </w:rPr>
+        <w:t xml:space="preserve"> and</w:t>
+      </w:r>
+      <w:r>
+        <w:rPr>
+          <w:rFonts w:ascii="Times New Roman" w:hAnsi="Times New Roman" w:cs="Times New Roman"/>
+          <w:sz w:val="22"/>
+          <w:szCs w:val="22"/>
+        </w:rPr>
+        <w:t xml:space="preserve"> </w:t>
+      </w:r>
+      <w:r>
+        <w:rPr>
+          <w:rFonts w:ascii="Times New Roman" w:hAnsi="Times New Roman" w:cs="Times New Roman"/>
+          <w:sz w:val="22"/>
+          <w:szCs w:val="22"/>
+        </w:rPr>
+        <w:t xml:space="preserve">methadone is slightly more commonly discussed than Suboxone. We find that discussion of methadone increased during the pandemic, </w:t>
+      </w:r>
+      <w:r>
+        <w:rPr>
+          <w:rFonts w:ascii="Times New Roman" w:hAnsi="Times New Roman" w:cs="Times New Roman"/>
+          <w:sz w:val="22"/>
+          <w:szCs w:val="22"/>
+        </w:rPr>
+        <w:t xml:space="preserve">and methadone clinics were particularly discussed more commonly. This finding </w:t>
+      </w:r>
+      <w:r>
+        <w:rPr>
+          <w:rFonts w:ascii="Times New Roman" w:hAnsi="Times New Roman" w:cs="Times New Roman"/>
+          <w:sz w:val="22"/>
+          <w:szCs w:val="22"/>
+        </w:rPr>
+        <w:t>confirms</w:t>
+      </w:r>
+      <w:r>
+        <w:rPr>
+          <w:rFonts w:ascii="Times New Roman" w:hAnsi="Times New Roman" w:cs="Times New Roman"/>
+          <w:sz w:val="22"/>
+          <w:szCs w:val="22"/>
+        </w:rPr>
+        <w:t xml:space="preserve"> </w:t>
+      </w:r>
+      <w:r>
+        <w:rPr>
+          <w:rFonts w:ascii="Times New Roman" w:hAnsi="Times New Roman" w:cs="Times New Roman"/>
+          <w:sz w:val="22"/>
+          <w:szCs w:val="22"/>
+        </w:rPr>
+        <w:t xml:space="preserve">experts’ </w:t>
+      </w:r>
+      <w:r>
+        <w:rPr>
+          <w:rFonts w:ascii="Times New Roman" w:hAnsi="Times New Roman" w:cs="Times New Roman"/>
+          <w:sz w:val="22"/>
+          <w:szCs w:val="22"/>
+        </w:rPr>
+        <w:t>initial</w:t>
+      </w:r>
+      <w:r>
+        <w:rPr>
+          <w:rFonts w:ascii="Times New Roman" w:hAnsi="Times New Roman" w:cs="Times New Roman"/>
+          <w:sz w:val="22"/>
+          <w:szCs w:val="22"/>
+        </w:rPr>
+        <w:t xml:space="preserve"> </w:t>
+      </w:r>
+      <w:r>
+        <w:rPr>
+          <w:rFonts w:ascii="Times New Roman" w:hAnsi="Times New Roman" w:cs="Times New Roman"/>
+          <w:sz w:val="22"/>
+          <w:szCs w:val="22"/>
+        </w:rPr>
+        <w:t>concerns</w:t>
+      </w:r>
+      <w:r>
+        <w:rPr>
+          <w:rFonts w:ascii="Times New Roman" w:hAnsi="Times New Roman" w:cs="Times New Roman"/>
+          <w:sz w:val="22"/>
+          <w:szCs w:val="22"/>
+        </w:rPr>
+        <w:t xml:space="preserve"> </w:t>
+      </w:r>
+      <w:r>
+        <w:rPr>
+          <w:rFonts w:ascii="Times New Roman" w:hAnsi="Times New Roman" w:cs="Times New Roman"/>
+          <w:sz w:val="22"/>
+          <w:szCs w:val="22"/>
+        </w:rPr>
+        <w:t>about</w:t>
+      </w:r>
+      <w:r>
+        <w:rPr>
+          <w:rFonts w:ascii="Times New Roman" w:hAnsi="Times New Roman" w:cs="Times New Roman"/>
+          <w:sz w:val="22"/>
+          <w:szCs w:val="22"/>
+        </w:rPr>
+        <w:t xml:space="preserve"> </w:t>
+      </w:r>
+      <w:r>
+        <w:rPr>
+          <w:rFonts w:ascii="Times New Roman" w:hAnsi="Times New Roman" w:cs="Times New Roman"/>
+          <w:sz w:val="22"/>
+          <w:szCs w:val="22"/>
+        </w:rPr>
+        <w:t xml:space="preserve">the </w:t>
+      </w:r>
+      <w:r>
+        <w:rPr>
+          <w:rFonts w:ascii="Times New Roman" w:hAnsi="Times New Roman" w:cs="Times New Roman"/>
+          <w:sz w:val="22"/>
+          <w:szCs w:val="22"/>
+        </w:rPr>
+        <w:t>pandemic</w:t>
+      </w:r>
+      <w:r>
+        <w:rPr>
+          <w:rFonts w:ascii="Times New Roman" w:hAnsi="Times New Roman" w:cs="Times New Roman"/>
+          <w:sz w:val="22"/>
+          <w:szCs w:val="22"/>
+        </w:rPr>
+        <w:t>’s impact</w:t>
+      </w:r>
+      <w:r>
+        <w:rPr>
+          <w:rFonts w:ascii="Times New Roman" w:hAnsi="Times New Roman" w:cs="Times New Roman"/>
+          <w:sz w:val="22"/>
+          <w:szCs w:val="22"/>
+        </w:rPr>
+        <w:t xml:space="preserve"> </w:t>
+      </w:r>
+      <w:r>
+        <w:rPr>
+          <w:rFonts w:ascii="Times New Roman" w:hAnsi="Times New Roman" w:cs="Times New Roman"/>
+          <w:sz w:val="22"/>
+          <w:szCs w:val="22"/>
+        </w:rPr>
+        <w:t xml:space="preserve">on </w:t>
+      </w:r>
+      <w:r>
+        <w:rPr>
+          <w:rFonts w:ascii="Times New Roman" w:hAnsi="Times New Roman" w:cs="Times New Roman"/>
+          <w:sz w:val="22"/>
+          <w:szCs w:val="22"/>
+        </w:rPr>
+        <w:t xml:space="preserve">PWUOs: the daily </w:t>
+      </w:r>
+      <w:r>
+        <w:rPr>
+          <w:rFonts w:ascii="Times New Roman" w:hAnsi="Times New Roman" w:cs="Times New Roman"/>
+          <w:sz w:val="22"/>
+          <w:szCs w:val="22"/>
+        </w:rPr>
+        <w:t xml:space="preserve">regimen of monitored, in-person methadone treatment became much more complicated amid social distancing at the onset of the pandemic, likely generating many related topics of conversation. </w:t>
+      </w:r>
+      <w:r>
+        <w:rPr>
+          <w:rFonts w:ascii="Times New Roman" w:hAnsi="Times New Roman" w:cs="Times New Roman"/>
+          <w:sz w:val="22"/>
+          <w:szCs w:val="22"/>
+        </w:rPr>
+        <w:t xml:space="preserve">For fentanyl, the substance’s danger </w:t>
+      </w:r>
+      <w:r>
+        <w:rPr>
+          <w:rFonts w:ascii="Times New Roman" w:hAnsi="Times New Roman" w:cs="Times New Roman"/>
+          <w:sz w:val="22"/>
+          <w:szCs w:val="22"/>
+        </w:rPr>
+        <w:t xml:space="preserve">explains several closely related topics, but the fact that “China” was also a closely associated topic may indicate that some of the discussion </w:t>
+      </w:r>
+      <w:r>
+        <w:rPr>
+          <w:rFonts w:ascii="Times New Roman" w:hAnsi="Times New Roman" w:cs="Times New Roman"/>
+          <w:sz w:val="22"/>
+          <w:szCs w:val="22"/>
+        </w:rPr>
+        <w:t xml:space="preserve"> </w:t>
+      </w:r>
+      <w:r>
+        <w:rPr>
+          <w:rFonts w:ascii="Times New Roman" w:hAnsi="Times New Roman" w:cs="Times New Roman"/>
+          <w:sz w:val="22"/>
+          <w:szCs w:val="22"/>
+        </w:rPr>
+        <w:t>was politicized, particularly since 2020 was a year leading up to a presidential election</w:t>
+      </w:r>
+      <w:r>
+        <w:rPr>
+          <w:rFonts w:ascii="Times New Roman" w:hAnsi="Times New Roman" w:cs="Times New Roman"/>
+          <w:sz w:val="22"/>
+          <w:szCs w:val="22"/>
+        </w:rPr>
+        <w:t xml:space="preserve">. </w:t>
+      </w:r>
+      <w:r>
+        <w:rPr>
+          <w:rFonts w:ascii="Times New Roman" w:hAnsi="Times New Roman" w:cs="Times New Roman"/>
+          <w:sz w:val="22"/>
+          <w:szCs w:val="22"/>
+        </w:rPr>
+        <w:t xml:space="preserve">This increases the difficulty of </w:t>
+      </w:r>
+      <w:r>
+        <w:rPr>
+          <w:rFonts w:ascii="Times New Roman" w:hAnsi="Times New Roman" w:cs="Times New Roman"/>
+          <w:sz w:val="22"/>
+          <w:szCs w:val="22"/>
+        </w:rPr>
+        <w:t xml:space="preserve">using Twitter to </w:t>
+      </w:r>
+      <w:r>
+        <w:rPr>
+          <w:rFonts w:ascii="Times New Roman" w:hAnsi="Times New Roman" w:cs="Times New Roman"/>
+          <w:sz w:val="22"/>
+          <w:szCs w:val="22"/>
+        </w:rPr>
+        <w:t>understand</w:t>
+      </w:r>
+      <w:r>
+        <w:rPr>
+          <w:rFonts w:ascii="Times New Roman" w:hAnsi="Times New Roman" w:cs="Times New Roman"/>
+          <w:sz w:val="22"/>
+          <w:szCs w:val="22"/>
+        </w:rPr>
+        <w:t xml:space="preserve"> the specific experience</w:t>
+      </w:r>
+      <w:r>
+        <w:rPr>
+          <w:rFonts w:ascii="Times New Roman" w:hAnsi="Times New Roman" w:cs="Times New Roman"/>
+          <w:sz w:val="22"/>
+          <w:szCs w:val="22"/>
+        </w:rPr>
+        <w:t>s</w:t>
+      </w:r>
+      <w:r>
+        <w:rPr>
+          <w:rFonts w:ascii="Times New Roman" w:hAnsi="Times New Roman" w:cs="Times New Roman"/>
+          <w:sz w:val="22"/>
+          <w:szCs w:val="22"/>
+        </w:rPr>
+        <w:t xml:space="preserve"> of </w:t>
+      </w:r>
+      <w:r>
+        <w:rPr>
+          <w:rFonts w:ascii="Times New Roman" w:hAnsi="Times New Roman" w:cs="Times New Roman"/>
+          <w:sz w:val="22"/>
+          <w:szCs w:val="22"/>
+        </w:rPr>
+        <w:t xml:space="preserve">PWUOs </w:t>
+      </w:r>
+      <w:r>
+        <w:rPr>
+          <w:rFonts w:ascii="Times New Roman" w:hAnsi="Times New Roman" w:cs="Times New Roman"/>
+          <w:sz w:val="22"/>
+          <w:szCs w:val="22"/>
+        </w:rPr>
+        <w:t xml:space="preserve">during </w:t>
+      </w:r>
+      <w:r>
+        <w:rPr>
+          <w:rFonts w:ascii="Times New Roman" w:hAnsi="Times New Roman" w:cs="Times New Roman"/>
+          <w:sz w:val="22"/>
+          <w:szCs w:val="22"/>
+        </w:rPr>
+        <w:t>the pandemic.</w:t>
+      </w:r>
+      <w:r>
+        <w:rPr>
+          <w:rFonts w:ascii="Times New Roman" w:hAnsi="Times New Roman" w:cs="Times New Roman"/>
+          <w:sz w:val="22"/>
+          <w:szCs w:val="22"/>
+        </w:rPr>
+        <w:t xml:space="preserve"> </w:t>
+      </w:r>
+      <w:r>
+        <w:rPr>
+          <w:rFonts w:ascii="Times New Roman" w:hAnsi="Times New Roman" w:cs="Times New Roman"/>
+          <w:sz w:val="22"/>
+          <w:szCs w:val="22"/>
+        </w:rPr>
+        <w:t>Lastly, we</w:t>
+      </w:r>
+      <w:r>
+        <w:rPr>
+          <w:rFonts w:ascii="Times New Roman" w:hAnsi="Times New Roman" w:cs="Times New Roman"/>
+          <w:sz w:val="22"/>
+          <w:szCs w:val="22"/>
+        </w:rPr>
+        <w:t xml:space="preserve"> note that </w:t>
+      </w:r>
+      <w:r>
+        <w:rPr>
+          <w:rFonts w:ascii="Times New Roman" w:hAnsi="Times New Roman" w:cs="Times New Roman"/>
+          <w:sz w:val="22"/>
+          <w:szCs w:val="22"/>
+        </w:rPr>
+        <w:t>this analysis was limited to the English-language tweets in our original sample</w:t>
+      </w:r>
+      <w:r>
+        <w:rPr>
+          <w:rFonts w:ascii="Times New Roman" w:hAnsi="Times New Roman" w:cs="Times New Roman"/>
+          <w:sz w:val="22"/>
+          <w:szCs w:val="22"/>
+        </w:rPr>
+        <w:t xml:space="preserve">; this is a limitation, and it would likely be useful for </w:t>
+      </w:r>
+      <w:r>
+        <w:rPr>
+          <w:rFonts w:ascii="Times New Roman" w:hAnsi="Times New Roman" w:cs="Times New Roman"/>
+          <w:sz w:val="22"/>
+          <w:szCs w:val="22"/>
+        </w:rPr>
+        <w:t>other researchers to use these tweets to understand discussions around fentanyl, methadone, and Suboxone</w:t>
+      </w:r>
+      <w:r>
+        <w:rPr>
+          <w:rFonts w:ascii="Times New Roman" w:hAnsi="Times New Roman" w:cs="Times New Roman"/>
+          <w:sz w:val="22"/>
+          <w:szCs w:val="22"/>
+        </w:rPr>
+        <w:t xml:space="preserve"> in other languages used in the United States and in other countries around the world.</w:t>
       </w:r>
     </w:p>
     <w:p>
@@ -3796,7 +4806,23 @@
           <w:sz w:val="22"/>
           <w:szCs w:val="22"/>
         </w:rPr>
-        <w:t xml:space="preserve">Code for this report can be found in the public </w:t>
+        <w:t>Code</w:t>
+      </w:r>
+      <w:r>
+        <w:rPr>
+          <w:rFonts w:ascii="Times New Roman" w:hAnsi="Times New Roman" w:cs="Times New Roman"/>
+          <w:sz w:val="22"/>
+          <w:szCs w:val="22"/>
+        </w:rPr>
+        <w:t xml:space="preserve"> and tables associated with</w:t>
+      </w:r>
+      <w:r>
+        <w:rPr>
+          <w:rFonts w:ascii="Times New Roman" w:hAnsi="Times New Roman" w:cs="Times New Roman"/>
+          <w:sz w:val="22"/>
+          <w:szCs w:val="22"/>
+        </w:rPr>
+        <w:t xml:space="preserve"> this report can be found in the public </w:t>
       </w:r>
       <w:r>
         <w:rPr>
@@ -3900,6 +4926,7 @@
           <w:rFonts w:ascii="Times New Roman" w:hAnsi="Times New Roman" w:cs="Times New Roman"/>
           <w:sz w:val="22"/>
           <w:szCs w:val="22"/>
+          <w:u w:val="single"/>
         </w:rPr>
       </w:pPr>
       <w:bookmarkStart w:id="0" w:name="_Ref243843959"/>
@@ -3908,6 +4935,7 @@
           <w:rFonts w:ascii="Times New Roman" w:hAnsi="Times New Roman" w:cs="Times New Roman"/>
           <w:sz w:val="22"/>
           <w:szCs w:val="22"/>
+          <w:u w:val="single"/>
         </w:rPr>
         <w:lastRenderedPageBreak/>
         <w:t xml:space="preserve">Figure </w:t>
@@ -3917,6 +4945,7 @@
           <w:rFonts w:ascii="Times New Roman" w:hAnsi="Times New Roman" w:cs="Times New Roman"/>
           <w:sz w:val="22"/>
           <w:szCs w:val="22"/>
+          <w:u w:val="single"/>
         </w:rPr>
         <w:fldChar w:fldCharType="begin"/>
       </w:r>
@@ -3925,6 +4954,7 @@
           <w:rFonts w:ascii="Times New Roman" w:hAnsi="Times New Roman" w:cs="Times New Roman"/>
           <w:sz w:val="22"/>
           <w:szCs w:val="22"/>
+          <w:u w:val="single"/>
         </w:rPr>
         <w:instrText xml:space="preserve"> SEQ Figure \* ARABIC </w:instrText>
       </w:r>
@@ -3933,6 +4963,7 @@
           <w:rFonts w:ascii="Times New Roman" w:hAnsi="Times New Roman" w:cs="Times New Roman"/>
           <w:sz w:val="22"/>
           <w:szCs w:val="22"/>
+          <w:u w:val="single"/>
         </w:rPr>
         <w:fldChar w:fldCharType="separate"/>
       </w:r>
@@ -3942,6 +4973,7 @@
           <w:noProof/>
           <w:sz w:val="22"/>
           <w:szCs w:val="22"/>
+          <w:u w:val="single"/>
         </w:rPr>
         <w:t>1</w:t>
       </w:r>
@@ -3950,6 +4982,7 @@
           <w:rFonts w:ascii="Times New Roman" w:hAnsi="Times New Roman" w:cs="Times New Roman"/>
           <w:sz w:val="22"/>
           <w:szCs w:val="22"/>
+          <w:u w:val="single"/>
         </w:rPr>
         <w:fldChar w:fldCharType="end"/>
       </w:r>
@@ -4082,6 +5115,7 @@
           <w:rFonts w:ascii="Times New Roman" w:hAnsi="Times New Roman" w:cs="Times New Roman"/>
           <w:sz w:val="22"/>
           <w:szCs w:val="22"/>
+          <w:u w:val="single"/>
         </w:rPr>
       </w:pPr>
       <w:bookmarkStart w:id="1" w:name="_Ref243844546"/>
@@ -4090,6 +5124,7 @@
           <w:rFonts w:ascii="Times New Roman" w:hAnsi="Times New Roman" w:cs="Times New Roman"/>
           <w:sz w:val="22"/>
           <w:szCs w:val="22"/>
+          <w:u w:val="single"/>
         </w:rPr>
         <w:t xml:space="preserve">Figure </w:t>
       </w:r>
@@ -4098,6 +5133,7 @@
           <w:rFonts w:ascii="Times New Roman" w:hAnsi="Times New Roman" w:cs="Times New Roman"/>
           <w:sz w:val="22"/>
           <w:szCs w:val="22"/>
+          <w:u w:val="single"/>
         </w:rPr>
         <w:fldChar w:fldCharType="begin"/>
       </w:r>
@@ -4106,6 +5142,7 @@
           <w:rFonts w:ascii="Times New Roman" w:hAnsi="Times New Roman" w:cs="Times New Roman"/>
           <w:sz w:val="22"/>
           <w:szCs w:val="22"/>
+          <w:u w:val="single"/>
         </w:rPr>
         <w:instrText xml:space="preserve"> SEQ Figure \* ARABIC </w:instrText>
       </w:r>
@@ -4114,6 +5151,7 @@
           <w:rFonts w:ascii="Times New Roman" w:hAnsi="Times New Roman" w:cs="Times New Roman"/>
           <w:sz w:val="22"/>
           <w:szCs w:val="22"/>
+          <w:u w:val="single"/>
         </w:rPr>
         <w:fldChar w:fldCharType="separate"/>
       </w:r>
@@ -4123,6 +5161,7 @@
           <w:noProof/>
           <w:sz w:val="22"/>
           <w:szCs w:val="22"/>
+          <w:u w:val="single"/>
         </w:rPr>
         <w:t>2</w:t>
       </w:r>
@@ -4131,6 +5170,7 @@
           <w:rFonts w:ascii="Times New Roman" w:hAnsi="Times New Roman" w:cs="Times New Roman"/>
           <w:sz w:val="22"/>
           <w:szCs w:val="22"/>
+          <w:u w:val="single"/>
         </w:rPr>
         <w:fldChar w:fldCharType="end"/>
       </w:r>
@@ -4274,6 +5314,7 @@
           <w:rFonts w:ascii="Times New Roman" w:hAnsi="Times New Roman" w:cs="Times New Roman"/>
           <w:sz w:val="22"/>
           <w:szCs w:val="22"/>
+          <w:u w:val="single"/>
         </w:rPr>
       </w:pPr>
       <w:bookmarkStart w:id="2" w:name="_Ref243844594"/>
@@ -4282,6 +5323,7 @@
           <w:rFonts w:ascii="Times New Roman" w:hAnsi="Times New Roman" w:cs="Times New Roman"/>
           <w:sz w:val="22"/>
           <w:szCs w:val="22"/>
+          <w:u w:val="single"/>
         </w:rPr>
         <w:t xml:space="preserve">Figure </w:t>
       </w:r>
@@ -4290,6 +5332,7 @@
           <w:rFonts w:ascii="Times New Roman" w:hAnsi="Times New Roman" w:cs="Times New Roman"/>
           <w:sz w:val="22"/>
           <w:szCs w:val="22"/>
+          <w:u w:val="single"/>
         </w:rPr>
         <w:fldChar w:fldCharType="begin"/>
       </w:r>
@@ -4298,6 +5341,7 @@
           <w:rFonts w:ascii="Times New Roman" w:hAnsi="Times New Roman" w:cs="Times New Roman"/>
           <w:sz w:val="22"/>
           <w:szCs w:val="22"/>
+          <w:u w:val="single"/>
         </w:rPr>
         <w:instrText xml:space="preserve"> SEQ Figure \* ARABIC </w:instrText>
       </w:r>
@@ -4306,6 +5350,7 @@
           <w:rFonts w:ascii="Times New Roman" w:hAnsi="Times New Roman" w:cs="Times New Roman"/>
           <w:sz w:val="22"/>
           <w:szCs w:val="22"/>
+          <w:u w:val="single"/>
         </w:rPr>
         <w:fldChar w:fldCharType="separate"/>
       </w:r>
@@ -4315,6 +5360,7 @@
           <w:noProof/>
           <w:sz w:val="22"/>
           <w:szCs w:val="22"/>
+          <w:u w:val="single"/>
         </w:rPr>
         <w:t>3</w:t>
       </w:r>
@@ -4323,6 +5369,7 @@
           <w:rFonts w:ascii="Times New Roman" w:hAnsi="Times New Roman" w:cs="Times New Roman"/>
           <w:sz w:val="22"/>
           <w:szCs w:val="22"/>
+          <w:u w:val="single"/>
         </w:rPr>
         <w:fldChar w:fldCharType="end"/>
       </w:r>
@@ -4445,6 +5492,7 @@
           <w:rFonts w:ascii="Times New Roman" w:hAnsi="Times New Roman" w:cs="Times New Roman"/>
           <w:sz w:val="22"/>
           <w:szCs w:val="22"/>
+          <w:u w:val="single"/>
         </w:rPr>
       </w:pPr>
       <w:bookmarkStart w:id="3" w:name="_Ref243847836"/>
@@ -4453,6 +5501,7 @@
           <w:rFonts w:ascii="Times New Roman" w:hAnsi="Times New Roman" w:cs="Times New Roman"/>
           <w:sz w:val="22"/>
           <w:szCs w:val="22"/>
+          <w:u w:val="single"/>
         </w:rPr>
         <w:lastRenderedPageBreak/>
         <w:t xml:space="preserve">Figure </w:t>
@@ -4462,6 +5511,7 @@
           <w:rFonts w:ascii="Times New Roman" w:hAnsi="Times New Roman" w:cs="Times New Roman"/>
           <w:sz w:val="22"/>
           <w:szCs w:val="22"/>
+          <w:u w:val="single"/>
         </w:rPr>
         <w:fldChar w:fldCharType="begin"/>
       </w:r>
@@ -4470,6 +5520,7 @@
           <w:rFonts w:ascii="Times New Roman" w:hAnsi="Times New Roman" w:cs="Times New Roman"/>
           <w:sz w:val="22"/>
           <w:szCs w:val="22"/>
+          <w:u w:val="single"/>
         </w:rPr>
         <w:instrText xml:space="preserve"> SEQ Figure \* ARABIC </w:instrText>
       </w:r>
@@ -4478,6 +5529,7 @@
           <w:rFonts w:ascii="Times New Roman" w:hAnsi="Times New Roman" w:cs="Times New Roman"/>
           <w:sz w:val="22"/>
           <w:szCs w:val="22"/>
+          <w:u w:val="single"/>
         </w:rPr>
         <w:fldChar w:fldCharType="separate"/>
       </w:r>
@@ -4487,6 +5539,7 @@
           <w:noProof/>
           <w:sz w:val="22"/>
           <w:szCs w:val="22"/>
+          <w:u w:val="single"/>
         </w:rPr>
         <w:t>4</w:t>
       </w:r>
@@ -4495,6 +5548,7 @@
           <w:rFonts w:ascii="Times New Roman" w:hAnsi="Times New Roman" w:cs="Times New Roman"/>
           <w:sz w:val="22"/>
           <w:szCs w:val="22"/>
+          <w:u w:val="single"/>
         </w:rPr>
         <w:fldChar w:fldCharType="end"/>
       </w:r>
@@ -6434,7 +7488,7 @@
 </file>
 
 <file path=customXml/itemProps1.xml><?xml version="1.0" encoding="utf-8"?>
-<ds:datastoreItem xmlns:ds="http://schemas.openxmlformats.org/officeDocument/2006/customXml" ds:itemID="{D49EAB2F-4384-2B49-B0EA-082E3298C777}">
+<ds:datastoreItem xmlns:ds="http://schemas.openxmlformats.org/officeDocument/2006/customXml" ds:itemID="{E6EAF51D-1223-A649-B1F5-3AC66791ABC9}">
   <ds:schemaRefs>
     <ds:schemaRef ds:uri="http://schemas.openxmlformats.org/officeDocument/2006/bibliography"/>
   </ds:schemaRefs>
